--- a/WebContent/docx/KRAS_NRAS_BRAF基因报告-常德市第一人民医院.docx
+++ b/WebContent/docx/KRAS_NRAS_BRAF基因报告-常德市第一人民医院.docx
@@ -5,6 +5,7 @@
     <w:p>
       <w:pPr>
         <w:sectPr>
+          <w:headerReference r:id="rId3" w:type="default"/>
           <w:pgSz w:w="11906" w:h="16838"/>
           <w:pgMar w:top="1440" w:right="1800" w:bottom="1440" w:left="1800" w:header="851" w:footer="992" w:gutter="0"/>
           <w:cols w:space="425" w:num="1"/>
@@ -18,7 +19,7 @@
         <mc:AlternateContent>
           <mc:Choice Requires="wps">
             <w:drawing>
-              <wp:anchor distT="0" distB="0" distL="114300" distR="114300" simplePos="0" relativeHeight="251660288" behindDoc="0" locked="0" layoutInCell="1" allowOverlap="1">
+              <wp:anchor distT="0" distB="0" distL="114300" distR="114300" simplePos="0" relativeHeight="251661312" behindDoc="0" locked="0" layoutInCell="1" allowOverlap="1">
                 <wp:simplePos x="0" y="0"/>
                 <wp:positionH relativeFrom="column">
                   <wp:posOffset>-680085</wp:posOffset>
@@ -129,7 +130,7 @@
           </mc:Choice>
           <mc:Fallback>
             <w:pict>
-              <v:shape id="_x0000_s1026" o:spid="_x0000_s1026" o:spt="202" type="#_x0000_t202" style="position:absolute;left:0pt;margin-left:-53.55pt;margin-top:559.5pt;height:125.45pt;width:550.1pt;z-index:251660288;mso-width-relative:page;mso-height-relative:page;" filled="f" stroked="f" coordsize="21600,21600" o:gfxdata="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">
+              <v:shape id="_x0000_s1026" o:spid="_x0000_s1026" o:spt="202" type="#_x0000_t202" style="position:absolute;left:0pt;margin-left:-53.55pt;margin-top:559.5pt;height:125.45pt;width:550.1pt;z-index:251661312;mso-width-relative:page;mso-height-relative:page;" filled="f" stroked="f" coordsize="21600,21600" o:gfxdata="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">
                 <v:fill on="f" focussize="0,0"/>
                 <v:stroke on="f" weight="0.5pt"/>
                 <v:imagedata o:title=""/>
@@ -196,24 +197,442 @@
         </mc:AlternateContent>
       </w:r>
       <w:r>
+        <w:drawing>
+          <wp:anchor distT="0" distB="0" distL="0" distR="0" simplePos="0" relativeHeight="251670528" behindDoc="0" locked="0" layoutInCell="1" allowOverlap="1">
+            <wp:simplePos x="0" y="0"/>
+            <wp:positionH relativeFrom="column">
+              <wp:posOffset>1116330</wp:posOffset>
+            </wp:positionH>
+            <wp:positionV relativeFrom="paragraph">
+              <wp:posOffset>-625475</wp:posOffset>
+            </wp:positionV>
+            <wp:extent cx="1643380" cy="986790"/>
+            <wp:effectExtent l="0" t="0" r="0" b="0"/>
+            <wp:wrapNone/>
+            <wp:docPr id="6" name="图片 1"/>
+            <wp:cNvGraphicFramePr>
+              <a:graphicFrameLocks xmlns:a="http://schemas.openxmlformats.org/drawingml/2006/main" noChangeAspect="1"/>
+            </wp:cNvGraphicFramePr>
+            <a:graphic xmlns:a="http://schemas.openxmlformats.org/drawingml/2006/main">
+              <a:graphicData uri="http://schemas.openxmlformats.org/drawingml/2006/picture">
+                <pic:pic xmlns:pic="http://schemas.openxmlformats.org/drawingml/2006/picture">
+                  <pic:nvPicPr>
+                    <pic:cNvPr id="6" name="图片 1"/>
+                    <pic:cNvPicPr>
+                      <a:picLocks noChangeAspect="1" noChangeArrowheads="1"/>
+                    </pic:cNvPicPr>
+                  </pic:nvPicPr>
+                  <pic:blipFill>
+                    <a:blip r:embed="rId7"/>
+                    <a:srcRect/>
+                    <a:stretch>
+                      <a:fillRect/>
+                    </a:stretch>
+                  </pic:blipFill>
+                  <pic:spPr>
+                    <a:xfrm>
+                      <a:off x="0" y="0"/>
+                      <a:ext cx="1643380" cy="986790"/>
+                    </a:xfrm>
+                    <a:prstGeom prst="rect">
+                      <a:avLst/>
+                    </a:prstGeom>
+                    <a:noFill/>
+                    <a:ln>
+                      <a:noFill/>
+                    </a:ln>
+                  </pic:spPr>
+                </pic:pic>
+              </a:graphicData>
+            </a:graphic>
+          </wp:anchor>
+        </w:drawing>
+      </w:r>
+      <w:bookmarkStart w:id="33" w:name="_GoBack"/>
+      <w:bookmarkEnd w:id="33"/>
+      <w:r>
         <w:rPr>
           <w:sz w:val="22"/>
         </w:rPr>
         <mc:AlternateContent>
           <mc:Choice Requires="wps">
             <w:drawing>
-              <wp:anchor distT="0" distB="0" distL="114300" distR="114300" simplePos="0" relativeHeight="251661312" behindDoc="0" locked="0" layoutInCell="1" allowOverlap="1">
+              <wp:anchor distT="0" distB="0" distL="114300" distR="114300" simplePos="0" relativeHeight="251674624" behindDoc="0" locked="0" layoutInCell="1" allowOverlap="1">
                 <wp:simplePos x="0" y="0"/>
                 <wp:positionH relativeFrom="column">
-                  <wp:posOffset>-498475</wp:posOffset>
+                  <wp:posOffset>1511935</wp:posOffset>
                 </wp:positionH>
                 <wp:positionV relativeFrom="paragraph">
-                  <wp:posOffset>8963025</wp:posOffset>
+                  <wp:posOffset>8736965</wp:posOffset>
+                </wp:positionV>
+                <wp:extent cx="4082415" cy="957580"/>
+                <wp:effectExtent l="0" t="0" r="0" b="0"/>
+                <wp:wrapNone/>
+                <wp:docPr id="30" name="文本框 30"/>
+                <wp:cNvGraphicFramePr/>
+                <a:graphic xmlns:a="http://schemas.openxmlformats.org/drawingml/2006/main">
+                  <a:graphicData uri="http://schemas.microsoft.com/office/word/2010/wordprocessingShape">
+                    <wps:wsp>
+                      <wps:cNvSpPr txBox="1"/>
+                      <wps:spPr>
+                        <a:xfrm>
+                          <a:off x="0" y="0"/>
+                          <a:ext cx="4082415" cy="957580"/>
+                        </a:xfrm>
+                        <a:prstGeom prst="rect">
+                          <a:avLst/>
+                        </a:prstGeom>
+                        <a:noFill/>
+                        <a:ln w="6350">
+                          <a:noFill/>
+                        </a:ln>
+                      </wps:spPr>
+                      <wps:style>
+                        <a:lnRef idx="0">
+                          <a:schemeClr val="accent1"/>
+                        </a:lnRef>
+                        <a:fillRef idx="0">
+                          <a:schemeClr val="accent1"/>
+                        </a:fillRef>
+                        <a:effectRef idx="0">
+                          <a:schemeClr val="accent1"/>
+                        </a:effectRef>
+                        <a:fontRef idx="minor">
+                          <a:schemeClr val="dk1"/>
+                        </a:fontRef>
+                      </wps:style>
+                      <wps:txbx>
+                        <w:txbxContent>
+                          <w:p>
+                            <w:pPr>
+                              <w:keepNext w:val="0"/>
+                              <w:keepLines w:val="0"/>
+                              <w:pageBreakBefore w:val="0"/>
+                              <w:kinsoku/>
+                              <w:wordWrap/>
+                              <w:overflowPunct/>
+                              <w:topLinePunct w:val="0"/>
+                              <w:bidi w:val="0"/>
+                              <w:adjustRightInd/>
+                              <w:snapToGrid w:val="0"/>
+                              <w:jc w:val="right"/>
+                              <w:textAlignment w:val="auto"/>
+                              <w:rPr>
+                                <w:rFonts w:ascii="Times New Roman" w:hAnsi="Times New Roman" w:eastAsia="等线" w:cs="宋体"/>
+                                <w:sz w:val="24"/>
+                                <w:szCs w:val="22"/>
+                                <w:lang w:val="en-US" w:eastAsia="zh-CN" w:bidi="ar-SA"/>
+                              </w:rPr>
+                            </w:pPr>
+                            <w:r>
+                              <w:rPr>
+                                <w:rFonts w:ascii="Times New Roman" w:hAnsi="Times New Roman" w:eastAsia="等线" w:cs="宋体"/>
+                                <w:sz w:val="24"/>
+                                <w:szCs w:val="22"/>
+                                <w:lang w:val="en-US" w:eastAsia="zh-CN" w:bidi="ar-SA"/>
+                              </w:rPr>
+                              <w:t>{{ summaryOfRresults.binary | ci(</w:t>
+                            </w:r>
+                            <w:r>
+                              <w:rPr>
+                                <w:rFonts w:hint="eastAsia" w:ascii="Times New Roman" w:hAnsi="Times New Roman" w:eastAsia="等线" w:cs="宋体"/>
+                                <w:sz w:val="24"/>
+                                <w:szCs w:val="22"/>
+                                <w:lang w:val="en-US" w:eastAsia="zh-CN" w:bidi="ar-SA"/>
+                              </w:rPr>
+                              <w:t>35.4</w:t>
+                            </w:r>
+                            <w:r>
+                              <w:rPr>
+                                <w:rFonts w:ascii="Times New Roman" w:hAnsi="Times New Roman" w:eastAsia="等线" w:cs="宋体"/>
+                                <w:sz w:val="24"/>
+                                <w:szCs w:val="22"/>
+                                <w:lang w:val="en-US" w:eastAsia="zh-CN" w:bidi="ar-SA"/>
+                              </w:rPr>
+                              <w:t>,</w:t>
+                            </w:r>
+                            <w:r>
+                              <w:rPr>
+                                <w:rFonts w:hint="eastAsia" w:ascii="Times New Roman" w:hAnsi="Times New Roman" w:eastAsia="等线" w:cs="宋体"/>
+                                <w:sz w:val="24"/>
+                                <w:szCs w:val="22"/>
+                                <w:lang w:val="en-US" w:eastAsia="zh-CN" w:bidi="ar-SA"/>
+                              </w:rPr>
+                              <w:t>35.4</w:t>
+                            </w:r>
+                            <w:r>
+                              <w:rPr>
+                                <w:rFonts w:ascii="Times New Roman" w:hAnsi="Times New Roman" w:eastAsia="等线" w:cs="宋体"/>
+                                <w:sz w:val="24"/>
+                                <w:szCs w:val="22"/>
+                                <w:lang w:val="en-US" w:eastAsia="zh-CN" w:bidi="ar-SA"/>
+                              </w:rPr>
+                              <w:t>) }}</w:t>
+                            </w:r>
+                          </w:p>
+                          <w:p>
+                            <w:pPr>
+                              <w:keepNext w:val="0"/>
+                              <w:keepLines w:val="0"/>
+                              <w:pageBreakBefore w:val="0"/>
+                              <w:kinsoku/>
+                              <w:wordWrap/>
+                              <w:overflowPunct/>
+                              <w:topLinePunct w:val="0"/>
+                              <w:bidi w:val="0"/>
+                              <w:adjustRightInd/>
+                              <w:snapToGrid w:val="0"/>
+                              <w:jc w:val="right"/>
+                              <w:textAlignment w:val="auto"/>
+                              <w:rPr>
+                                <w:rFonts w:hint="eastAsia" w:ascii="微软雅黑" w:hAnsi="微软雅黑" w:eastAsia="微软雅黑" w:cs="微软雅黑"/>
+                                <w:b/>
+                                <w:bCs/>
+                                <w:color w:val="538135"/>
+                                <w:sz w:val="20"/>
+                                <w:szCs w:val="20"/>
+                                <w:lang w:val="en-US" w:eastAsia="zh-CN" w:bidi="ar-SA"/>
+                              </w:rPr>
+                            </w:pPr>
+                            <w:r>
+                              <w:rPr>
+                                <w:rFonts w:hint="eastAsia" w:ascii="微软雅黑" w:hAnsi="微软雅黑" w:eastAsia="微软雅黑" w:cs="微软雅黑"/>
+                                <w:b/>
+                                <w:bCs/>
+                                <w:color w:val="538135"/>
+                                <w:sz w:val="20"/>
+                                <w:szCs w:val="20"/>
+                                <w:lang w:val="en-US" w:eastAsia="zh-CN" w:bidi="ar-SA"/>
+                              </w:rPr>
+                              <w:t>扫码认证</w:t>
+                            </w:r>
+                          </w:p>
+                          <w:p>
+                            <w:pPr>
+                              <w:keepNext w:val="0"/>
+                              <w:keepLines w:val="0"/>
+                              <w:pageBreakBefore w:val="0"/>
+                              <w:widowControl/>
+                              <w:kinsoku/>
+                              <w:wordWrap/>
+                              <w:overflowPunct/>
+                              <w:topLinePunct w:val="0"/>
+                              <w:bidi w:val="0"/>
+                              <w:adjustRightInd/>
+                              <w:snapToGrid w:val="0"/>
+                              <w:jc w:val="right"/>
+                              <w:textAlignment w:val="auto"/>
+                              <w:rPr>
+                                <w:rFonts w:hint="eastAsia" w:ascii="微软雅黑" w:hAnsi="微软雅黑" w:eastAsia="微软雅黑" w:cs="微软雅黑"/>
+                                <w:b/>
+                                <w:bCs/>
+                                <w:color w:val="538135"/>
+                                <w:sz w:val="20"/>
+                                <w:szCs w:val="20"/>
+                                <w:lang w:val="en-US" w:eastAsia="zh-CN" w:bidi="ar-SA"/>
+                              </w:rPr>
+                            </w:pPr>
+                            <w:r>
+                              <w:rPr>
+                                <w:rFonts w:hint="eastAsia" w:ascii="微软雅黑" w:hAnsi="微软雅黑" w:eastAsia="微软雅黑" w:cs="微软雅黑"/>
+                                <w:b/>
+                                <w:bCs/>
+                                <w:color w:val="538135"/>
+                                <w:sz w:val="20"/>
+                                <w:szCs w:val="20"/>
+                                <w:lang w:val="en-US" w:eastAsia="zh-CN" w:bidi="ar-SA"/>
+                              </w:rPr>
+                              <w:t>请受检者接收本报告后务必通过扫描防伪二维码确认报告真实性</w:t>
+                            </w:r>
+                          </w:p>
+                        </w:txbxContent>
+                      </wps:txbx>
+                      <wps:bodyPr rot="0" spcFirstLastPara="0" vertOverflow="overflow" horzOverflow="overflow" vert="horz" wrap="square" lIns="91440" tIns="45720" rIns="91440" bIns="45720" numCol="1" spcCol="0" rtlCol="0" fromWordArt="0" anchor="t" anchorCtr="0" forceAA="0" compatLnSpc="1">
+                        <a:noAutofit/>
+                      </wps:bodyPr>
+                    </wps:wsp>
+                  </a:graphicData>
+                </a:graphic>
+              </wp:anchor>
+            </w:drawing>
+          </mc:Choice>
+          <mc:Fallback>
+            <w:pict>
+              <v:shape id="_x0000_s1026" o:spid="_x0000_s1026" o:spt="202" type="#_x0000_t202" style="position:absolute;left:0pt;margin-left:119.05pt;margin-top:687.95pt;height:75.4pt;width:321.45pt;z-index:251674624;mso-width-relative:page;mso-height-relative:page;" filled="f" stroked="f" coordsize="21600,21600" o:gfxdata="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">
+                <v:fill on="f" focussize="0,0"/>
+                <v:stroke on="f" weight="0.5pt"/>
+                <v:imagedata o:title=""/>
+                <o:lock v:ext="edit" aspectratio="f"/>
+                <v:textbox>
+                  <w:txbxContent>
+                    <w:p>
+                      <w:pPr>
+                        <w:keepNext w:val="0"/>
+                        <w:keepLines w:val="0"/>
+                        <w:pageBreakBefore w:val="0"/>
+                        <w:kinsoku/>
+                        <w:wordWrap/>
+                        <w:overflowPunct/>
+                        <w:topLinePunct w:val="0"/>
+                        <w:bidi w:val="0"/>
+                        <w:adjustRightInd/>
+                        <w:snapToGrid w:val="0"/>
+                        <w:jc w:val="right"/>
+                        <w:textAlignment w:val="auto"/>
+                        <w:rPr>
+                          <w:rFonts w:ascii="Times New Roman" w:hAnsi="Times New Roman" w:eastAsia="等线" w:cs="宋体"/>
+                          <w:sz w:val="24"/>
+                          <w:szCs w:val="22"/>
+                          <w:lang w:val="en-US" w:eastAsia="zh-CN" w:bidi="ar-SA"/>
+                        </w:rPr>
+                      </w:pPr>
+                      <w:r>
+                        <w:rPr>
+                          <w:rFonts w:ascii="Times New Roman" w:hAnsi="Times New Roman" w:eastAsia="等线" w:cs="宋体"/>
+                          <w:sz w:val="24"/>
+                          <w:szCs w:val="22"/>
+                          <w:lang w:val="en-US" w:eastAsia="zh-CN" w:bidi="ar-SA"/>
+                        </w:rPr>
+                        <w:t>{{ summaryOfRresults.binary | ci(</w:t>
+                      </w:r>
+                      <w:r>
+                        <w:rPr>
+                          <w:rFonts w:hint="eastAsia" w:ascii="Times New Roman" w:hAnsi="Times New Roman" w:eastAsia="等线" w:cs="宋体"/>
+                          <w:sz w:val="24"/>
+                          <w:szCs w:val="22"/>
+                          <w:lang w:val="en-US" w:eastAsia="zh-CN" w:bidi="ar-SA"/>
+                        </w:rPr>
+                        <w:t>35.4</w:t>
+                      </w:r>
+                      <w:r>
+                        <w:rPr>
+                          <w:rFonts w:ascii="Times New Roman" w:hAnsi="Times New Roman" w:eastAsia="等线" w:cs="宋体"/>
+                          <w:sz w:val="24"/>
+                          <w:szCs w:val="22"/>
+                          <w:lang w:val="en-US" w:eastAsia="zh-CN" w:bidi="ar-SA"/>
+                        </w:rPr>
+                        <w:t>,</w:t>
+                      </w:r>
+                      <w:r>
+                        <w:rPr>
+                          <w:rFonts w:hint="eastAsia" w:ascii="Times New Roman" w:hAnsi="Times New Roman" w:eastAsia="等线" w:cs="宋体"/>
+                          <w:sz w:val="24"/>
+                          <w:szCs w:val="22"/>
+                          <w:lang w:val="en-US" w:eastAsia="zh-CN" w:bidi="ar-SA"/>
+                        </w:rPr>
+                        <w:t>35.4</w:t>
+                      </w:r>
+                      <w:r>
+                        <w:rPr>
+                          <w:rFonts w:ascii="Times New Roman" w:hAnsi="Times New Roman" w:eastAsia="等线" w:cs="宋体"/>
+                          <w:sz w:val="24"/>
+                          <w:szCs w:val="22"/>
+                          <w:lang w:val="en-US" w:eastAsia="zh-CN" w:bidi="ar-SA"/>
+                        </w:rPr>
+                        <w:t>) }}</w:t>
+                      </w:r>
+                    </w:p>
+                    <w:p>
+                      <w:pPr>
+                        <w:keepNext w:val="0"/>
+                        <w:keepLines w:val="0"/>
+                        <w:pageBreakBefore w:val="0"/>
+                        <w:kinsoku/>
+                        <w:wordWrap/>
+                        <w:overflowPunct/>
+                        <w:topLinePunct w:val="0"/>
+                        <w:bidi w:val="0"/>
+                        <w:adjustRightInd/>
+                        <w:snapToGrid w:val="0"/>
+                        <w:jc w:val="right"/>
+                        <w:textAlignment w:val="auto"/>
+                        <w:rPr>
+                          <w:rFonts w:hint="eastAsia" w:ascii="微软雅黑" w:hAnsi="微软雅黑" w:eastAsia="微软雅黑" w:cs="微软雅黑"/>
+                          <w:b/>
+                          <w:bCs/>
+                          <w:color w:val="538135"/>
+                          <w:sz w:val="20"/>
+                          <w:szCs w:val="20"/>
+                          <w:lang w:val="en-US" w:eastAsia="zh-CN" w:bidi="ar-SA"/>
+                        </w:rPr>
+                      </w:pPr>
+                      <w:r>
+                        <w:rPr>
+                          <w:rFonts w:hint="eastAsia" w:ascii="微软雅黑" w:hAnsi="微软雅黑" w:eastAsia="微软雅黑" w:cs="微软雅黑"/>
+                          <w:b/>
+                          <w:bCs/>
+                          <w:color w:val="538135"/>
+                          <w:sz w:val="20"/>
+                          <w:szCs w:val="20"/>
+                          <w:lang w:val="en-US" w:eastAsia="zh-CN" w:bidi="ar-SA"/>
+                        </w:rPr>
+                        <w:t>扫码认证</w:t>
+                      </w:r>
+                    </w:p>
+                    <w:p>
+                      <w:pPr>
+                        <w:keepNext w:val="0"/>
+                        <w:keepLines w:val="0"/>
+                        <w:pageBreakBefore w:val="0"/>
+                        <w:widowControl/>
+                        <w:kinsoku/>
+                        <w:wordWrap/>
+                        <w:overflowPunct/>
+                        <w:topLinePunct w:val="0"/>
+                        <w:bidi w:val="0"/>
+                        <w:adjustRightInd/>
+                        <w:snapToGrid w:val="0"/>
+                        <w:jc w:val="right"/>
+                        <w:textAlignment w:val="auto"/>
+                        <w:rPr>
+                          <w:rFonts w:hint="eastAsia" w:ascii="微软雅黑" w:hAnsi="微软雅黑" w:eastAsia="微软雅黑" w:cs="微软雅黑"/>
+                          <w:b/>
+                          <w:bCs/>
+                          <w:color w:val="538135"/>
+                          <w:sz w:val="20"/>
+                          <w:szCs w:val="20"/>
+                          <w:lang w:val="en-US" w:eastAsia="zh-CN" w:bidi="ar-SA"/>
+                        </w:rPr>
+                      </w:pPr>
+                      <w:r>
+                        <w:rPr>
+                          <w:rFonts w:hint="eastAsia" w:ascii="微软雅黑" w:hAnsi="微软雅黑" w:eastAsia="微软雅黑" w:cs="微软雅黑"/>
+                          <w:b/>
+                          <w:bCs/>
+                          <w:color w:val="538135"/>
+                          <w:sz w:val="20"/>
+                          <w:szCs w:val="20"/>
+                          <w:lang w:val="en-US" w:eastAsia="zh-CN" w:bidi="ar-SA"/>
+                        </w:rPr>
+                        <w:t>请受检者接收本报告后务必通过扫描防伪二维码确认报告真实性</w:t>
+                      </w:r>
+                    </w:p>
+                  </w:txbxContent>
+                </v:textbox>
+              </v:shape>
+            </w:pict>
+          </mc:Fallback>
+        </mc:AlternateContent>
+      </w:r>
+      <w:r>
+        <w:rPr>
+          <w:sz w:val="22"/>
+        </w:rPr>
+        <mc:AlternateContent>
+          <mc:Choice Requires="wps">
+            <w:drawing>
+              <wp:anchor distT="0" distB="0" distL="114300" distR="114300" simplePos="0" relativeHeight="251673600" behindDoc="0" locked="0" layoutInCell="1" allowOverlap="1">
+                <wp:simplePos x="0" y="0"/>
+                <wp:positionH relativeFrom="column">
+                  <wp:posOffset>-727075</wp:posOffset>
+                </wp:positionH>
+                <wp:positionV relativeFrom="paragraph">
+                  <wp:posOffset>9427845</wp:posOffset>
                 </wp:positionV>
                 <wp:extent cx="1788160" cy="316865"/>
                 <wp:effectExtent l="0" t="0" r="10160" b="3175"/>
                 <wp:wrapNone/>
-                <wp:docPr id="25" name="文本框 25"/>
+                <wp:docPr id="4" name="文本框 4"/>
                 <wp:cNvGraphicFramePr/>
                 <a:graphic xmlns:a="http://schemas.openxmlformats.org/drawingml/2006/main">
                   <a:graphicData uri="http://schemas.microsoft.com/office/word/2010/wordprocessingShape">
@@ -288,7 +707,7 @@
           </mc:Choice>
           <mc:Fallback>
             <w:pict>
-              <v:shape id="_x0000_s1026" o:spid="_x0000_s1026" o:spt="202" type="#_x0000_t202" style="position:absolute;left:0pt;margin-left:-39.25pt;margin-top:705.75pt;height:24.95pt;width:140.8pt;z-index:251661312;mso-width-relative:page;mso-height-relative:page;" fillcolor="#FFFFFF [3201]" filled="t" stroked="f" coordsize="21600,21600" o:gfxdata="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">
+              <v:shape id="_x0000_s1026" o:spid="_x0000_s1026" o:spt="202" type="#_x0000_t202" style="position:absolute;left:0pt;margin-left:-57.25pt;margin-top:742.35pt;height:24.95pt;width:140.8pt;z-index:251673600;mso-width-relative:page;mso-height-relative:page;" fillcolor="#FFFFFF [3201]" filled="t" stroked="f" coordsize="21600,21600" o:gfxdata="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">
                 <v:fill on="t" focussize="0,0"/>
                 <v:stroke on="f" weight="0.5pt"/>
                 <v:imagedata o:title=""/>
@@ -328,63 +747,11 @@
         </mc:AlternateContent>
       </w:r>
       <w:r>
+        <w:rPr>
+          <w:lang w:eastAsia="zh-CN"/>
+        </w:rPr>
         <w:drawing>
-          <wp:anchor distT="0" distB="0" distL="0" distR="0" simplePos="0" relativeHeight="251670528" behindDoc="0" locked="0" layoutInCell="1" allowOverlap="1">
-            <wp:simplePos x="0" y="0"/>
-            <wp:positionH relativeFrom="column">
-              <wp:posOffset>1116330</wp:posOffset>
-            </wp:positionH>
-            <wp:positionV relativeFrom="paragraph">
-              <wp:posOffset>-625475</wp:posOffset>
-            </wp:positionV>
-            <wp:extent cx="1643380" cy="986790"/>
-            <wp:effectExtent l="0" t="0" r="0" b="0"/>
-            <wp:wrapNone/>
-            <wp:docPr id="6" name="图片 1"/>
-            <wp:cNvGraphicFramePr>
-              <a:graphicFrameLocks xmlns:a="http://schemas.openxmlformats.org/drawingml/2006/main" noChangeAspect="1"/>
-            </wp:cNvGraphicFramePr>
-            <a:graphic xmlns:a="http://schemas.openxmlformats.org/drawingml/2006/main">
-              <a:graphicData uri="http://schemas.openxmlformats.org/drawingml/2006/picture">
-                <pic:pic xmlns:pic="http://schemas.openxmlformats.org/drawingml/2006/picture">
-                  <pic:nvPicPr>
-                    <pic:cNvPr id="6" name="图片 1"/>
-                    <pic:cNvPicPr>
-                      <a:picLocks noChangeAspect="1" noChangeArrowheads="1"/>
-                    </pic:cNvPicPr>
-                  </pic:nvPicPr>
-                  <pic:blipFill>
-                    <a:blip r:embed="rId6"/>
-                    <a:srcRect/>
-                    <a:stretch>
-                      <a:fillRect/>
-                    </a:stretch>
-                  </pic:blipFill>
-                  <pic:spPr>
-                    <a:xfrm>
-                      <a:off x="0" y="0"/>
-                      <a:ext cx="1643380" cy="986790"/>
-                    </a:xfrm>
-                    <a:prstGeom prst="rect">
-                      <a:avLst/>
-                    </a:prstGeom>
-                    <a:noFill/>
-                    <a:ln>
-                      <a:noFill/>
-                    </a:ln>
-                  </pic:spPr>
-                </pic:pic>
-              </a:graphicData>
-            </a:graphic>
-          </wp:anchor>
-        </w:drawing>
-      </w:r>
-      <w:r>
-        <w:rPr>
-          <w:lang w:eastAsia="zh-CN"/>
-        </w:rPr>
-        <w:drawing>
-          <wp:anchor distT="0" distB="0" distL="114300" distR="114300" simplePos="0" relativeHeight="251659264" behindDoc="0" locked="0" layoutInCell="1" allowOverlap="1">
+          <wp:anchor distT="0" distB="0" distL="114300" distR="114300" simplePos="0" relativeHeight="251660288" behindDoc="0" locked="0" layoutInCell="1" allowOverlap="1">
             <wp:simplePos x="0" y="0"/>
             <wp:positionH relativeFrom="column">
               <wp:posOffset>-1134745</wp:posOffset>
@@ -409,7 +776,7 @@
                     </pic:cNvPicPr>
                   </pic:nvPicPr>
                   <pic:blipFill>
-                    <a:blip r:embed="rId7"/>
+                    <a:blip r:embed="rId8"/>
                     <a:srcRect l="1400" t="66" r="1581" b="-6"/>
                     <a:stretch>
                       <a:fillRect/>
@@ -680,12 +1047,6 @@
             <w:insideH w:val="none" w:color="auto" w:sz="0" w:space="0"/>
             <w:insideV w:val="none" w:color="auto" w:sz="0" w:space="0"/>
           </w:tblBorders>
-          <w:tblCellMar>
-            <w:top w:w="0" w:type="dxa"/>
-            <w:left w:w="108" w:type="dxa"/>
-            <w:bottom w:w="0" w:type="dxa"/>
-            <w:right w:w="108" w:type="dxa"/>
-          </w:tblCellMar>
         </w:tblPrEx>
         <w:trPr>
           <w:cantSplit/>
@@ -4694,7 +5055,6 @@
                 <w:szCs w:val="24"/>
               </w:rPr>
             </w:pPr>
-            <w:bookmarkStart w:id="33" w:name="_GoBack"/>
             <w:r>
               <w:rPr>
                 <w:sz w:val="22"/>
@@ -4746,7 +5106,7 @@
                                   </pic:cNvPicPr>
                                 </pic:nvPicPr>
                                 <pic:blipFill>
-                                  <a:blip r:embed="rId8">
+                                  <a:blip r:embed="rId9">
                                     <a:clrChange>
                                       <a:clrFrom>
                                         <a:srgbClr val="FFFFFF">
@@ -4784,7 +5144,7 @@
                                   </pic:cNvPicPr>
                                 </pic:nvPicPr>
                                 <pic:blipFill>
-                                  <a:blip r:embed="rId9">
+                                  <a:blip r:embed="rId10">
                                     <a:extLst>
                                       <a:ext uri="{28A0092B-C50C-407E-A947-70E740481C1C}">
                                         <a14:useLocalDpi xmlns:a14="http://schemas.microsoft.com/office/drawing/2010/main" val="0"/>
@@ -4819,7 +5179,7 @@
                                 </pic:cNvPicPr>
                               </pic:nvPicPr>
                               <pic:blipFill>
-                                <a:blip r:embed="rId10">
+                                <a:blip r:embed="rId11">
                                   <a:clrChange>
                                     <a:clrFrom>
                                       <a:srgbClr val="FFFFFF">
@@ -4856,27 +5216,27 @@
                 </mc:Choice>
                 <mc:Fallback>
                   <w:pict>
-                    <v:group id="_x0000_s1026" o:spid="_x0000_s1026" o:spt="203" style="position:absolute;left:0pt;margin-left:0.6pt;margin-top:-37.8pt;height:113.6pt;width:240.8pt;z-index:251671552;mso-width-relative:page;mso-height-relative:page;" coordorigin="19211,18842" coordsize="4816,2272" o:gfxdata="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">
+                    <v:group id="_x0000_s1026" o:spid="_x0000_s1026" o:spt="203" style="position:absolute;left:0pt;margin-left:0.6pt;margin-top:-37.8pt;height:113.6pt;width:240.8pt;z-index:251671552;mso-width-relative:page;mso-height-relative:page;" coordorigin="19211,18842" coordsize="4816,2272" o:gfxdata="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">
                       <o:lock v:ext="edit" aspectratio="f"/>
                       <v:group id="组合 6" o:spid="_x0000_s1026" o:spt="203" style="position:absolute;left:19211;top:18842;height:2273;width:4816;" coordorigin="19199,18902" coordsize="4816,2273" o:gfxdata="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">
                         <o:lock v:ext="edit" aspectratio="f"/>
                         <v:shape id="图片 6" o:spid="_x0000_s1026" o:spt="75" alt="蔡冬雪" type="#_x0000_t75" style="position:absolute;left:19199;top:19551;height:566;width:1261;" filled="f" o:preferrelative="t" stroked="f" coordsize="21600,21600" o:gfxdata="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">
                           <v:fill on="f" focussize="0,0"/>
                           <v:stroke on="f"/>
-                          <v:imagedata r:id="rId8" cropleft="12226f" croptop="21838f" cropright="12384f" cropbottom="17497f" chromakey="#FFFFFF" o:title=""/>
+                          <v:imagedata r:id="rId9" cropleft="12226f" croptop="21838f" cropright="12384f" cropbottom="17497f" chromakey="#FFFFFF" o:title=""/>
                           <o:lock v:ext="edit" aspectratio="t"/>
                         </v:shape>
                         <v:shape id="图片 25" o:spid="_x0000_s1026" o:spt="75" type="#_x0000_t75" style="position:absolute;left:21742;top:18902;height:2273;width:2273;" filled="f" o:preferrelative="t" stroked="f" coordsize="21600,21600" o:gfxdata="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">
                           <v:fill on="f" focussize="0,0"/>
                           <v:stroke on="f"/>
-                          <v:imagedata r:id="rId9" o:title=""/>
+                          <v:imagedata r:id="rId10" o:title=""/>
                           <o:lock v:ext="edit" aspectratio="t"/>
                         </v:shape>
                       </v:group>
                       <v:shape id="图片 4" o:spid="_x0000_s1026" o:spt="75" alt="王建丽" type="#_x0000_t75" style="position:absolute;left:22261;top:19395;height:713;width:1258;" filled="f" o:preferrelative="t" stroked="f" coordsize="21600,21600" o:gfxdata="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">
                         <v:fill on="f" focussize="0,0"/>
                         <v:stroke on="f"/>
-                        <v:imagedata r:id="rId10" chromakey="#FFFFFF" o:title=""/>
+                        <v:imagedata r:id="rId11" chromakey="#FFFFFF" o:title=""/>
                         <o:lock v:ext="edit" aspectratio="t"/>
                       </v:shape>
                     </v:group>
@@ -4884,7 +5244,6 @@
                 </mc:Fallback>
               </mc:AlternateContent>
             </w:r>
-            <w:bookmarkEnd w:id="33"/>
           </w:p>
         </w:tc>
         <w:tc>
@@ -5314,7 +5673,7 @@
                                   </pic:cNvPicPr>
                                 </pic:nvPicPr>
                                 <pic:blipFill>
-                                  <a:blip r:embed="rId11">
+                                  <a:blip r:embed="rId12">
                                     <a:clrChange>
                                       <a:clrFrom>
                                         <a:srgbClr val="FFFFFF">
@@ -5356,7 +5715,7 @@
                                   </pic:cNvPicPr>
                                 </pic:nvPicPr>
                                 <pic:blipFill>
-                                  <a:blip r:embed="rId9">
+                                  <a:blip r:embed="rId10">
                                     <a:extLst>
                                       <a:ext uri="{28A0092B-C50C-407E-A947-70E740481C1C}">
                                         <a14:useLocalDpi xmlns:a14="http://schemas.microsoft.com/office/drawing/2010/main" val="0"/>
@@ -5391,7 +5750,7 @@
                                 </pic:cNvPicPr>
                               </pic:nvPicPr>
                               <pic:blipFill>
-                                <a:blip r:embed="rId10">
+                                <a:blip r:embed="rId11">
                                   <a:clrChange>
                                     <a:clrFrom>
                                       <a:srgbClr val="FFFFFF">
@@ -5435,20 +5794,20 @@
                         <v:shape id="图片 1" o:spid="_x0000_s1026" o:spt="75" type="#_x0000_t75" style="position:absolute;left:19199;top:21203;height:901;width:1672;" filled="f" o:preferrelative="t" stroked="f" coordsize="21600,21600" o:gfxdata="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">
                           <v:fill on="f" focussize="0,0"/>
                           <v:stroke on="f"/>
-                          <v:imagedata r:id="rId11" cropleft="7158f" croptop="7646f" chromakey="#FFFFFF" o:title=""/>
+                          <v:imagedata r:id="rId12" cropleft="7158f" croptop="7646f" chromakey="#FFFFFF" o:title=""/>
                           <o:lock v:ext="edit" aspectratio="t"/>
                         </v:shape>
                         <v:shape id="图片 25" o:spid="_x0000_s1026" o:spt="75" type="#_x0000_t75" style="position:absolute;left:21862;top:20810;height:2273;width:2273;" filled="f" o:preferrelative="t" stroked="f" coordsize="21600,21600" o:gfxdata="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">
                           <v:fill on="f" focussize="0,0"/>
                           <v:stroke on="f"/>
-                          <v:imagedata r:id="rId9" o:title=""/>
+                          <v:imagedata r:id="rId10" o:title=""/>
                           <o:lock v:ext="edit" aspectratio="t"/>
                         </v:shape>
                       </v:group>
                       <v:shape id="图片 11" o:spid="_x0000_s1026" o:spt="75" alt="王建丽" type="#_x0000_t75" style="position:absolute;left:22321;top:21215;height:842;width:1488;" filled="f" o:preferrelative="t" stroked="f" coordsize="21600,21600" o:gfxdata="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">
                         <v:fill on="f" focussize="0,0"/>
                         <v:stroke on="f"/>
-                        <v:imagedata r:id="rId10" chromakey="#FFFFFF" o:title=""/>
+                        <v:imagedata r:id="rId11" chromakey="#FFFFFF" o:title=""/>
                         <o:lock v:ext="edit" aspectratio="t"/>
                       </v:shape>
                     </v:group>
@@ -5739,15 +6098,15 @@
           <w:lang w:val="en-US" w:eastAsia="zh-CN" w:bidi="ar-SA"/>
         </w:rPr>
       </w:pPr>
-      <w:bookmarkStart w:id="0" w:name="_Toc22658"/>
-      <w:bookmarkStart w:id="1" w:name="_Toc2409"/>
-      <w:bookmarkStart w:id="2" w:name="_Toc12505"/>
-      <w:bookmarkStart w:id="3" w:name="_Toc16594"/>
-      <w:bookmarkStart w:id="4" w:name="_Toc27302"/>
-      <w:bookmarkStart w:id="5" w:name="_Toc1707_WPSOffice_Level1"/>
-      <w:bookmarkStart w:id="6" w:name="_Toc21764_WPSOffice_Level1"/>
-      <w:bookmarkStart w:id="7" w:name="_Toc28240"/>
-      <w:bookmarkStart w:id="8" w:name="_Toc13196_WPSOffice_Level1"/>
+      <w:bookmarkStart w:id="0" w:name="_Toc16594"/>
+      <w:bookmarkStart w:id="1" w:name="_Toc27302"/>
+      <w:bookmarkStart w:id="2" w:name="_Toc22658"/>
+      <w:bookmarkStart w:id="3" w:name="_Toc21764_WPSOffice_Level1"/>
+      <w:bookmarkStart w:id="4" w:name="_Toc12505"/>
+      <w:bookmarkStart w:id="5" w:name="_Toc2409"/>
+      <w:bookmarkStart w:id="6" w:name="_Toc1707_WPSOffice_Level1"/>
+      <w:bookmarkStart w:id="7" w:name="_Toc13196_WPSOffice_Level1"/>
+      <w:bookmarkStart w:id="8" w:name="_Toc28240"/>
       <w:r>
         <w:rPr>
           <w:rFonts w:ascii="Times New Roman" w:hAnsi="Times New Roman" w:eastAsia="微软雅黑" w:cs="黑体"/>
@@ -5803,14 +6162,14 @@
           <w:lang w:eastAsia="zh-CN"/>
         </w:rPr>
       </w:pPr>
-      <w:bookmarkStart w:id="9" w:name="_Toc2455_WPSOffice_Level1"/>
-      <w:bookmarkStart w:id="10" w:name="_Toc6504_WPSOffice_Level1"/>
+      <w:bookmarkStart w:id="9" w:name="_Toc6504_WPSOffice_Level1"/>
+      <w:bookmarkStart w:id="10" w:name="_Toc31152_WPSOffice_Level1"/>
       <w:bookmarkStart w:id="11" w:name="_Toc21844_WPSOffice_Level1"/>
-      <w:bookmarkStart w:id="12" w:name="_Toc24581_WPSOffice_Level1"/>
-      <w:bookmarkStart w:id="13" w:name="_Toc30144_WPSOffice_Level1"/>
-      <w:bookmarkStart w:id="14" w:name="_Toc22167_WPSOffice_Level1"/>
-      <w:bookmarkStart w:id="15" w:name="_Toc15930_WPSOffice_Level1"/>
-      <w:bookmarkStart w:id="16" w:name="_Toc31152_WPSOffice_Level1"/>
+      <w:bookmarkStart w:id="12" w:name="_Toc2455_WPSOffice_Level1"/>
+      <w:bookmarkStart w:id="13" w:name="_Toc22167_WPSOffice_Level1"/>
+      <w:bookmarkStart w:id="14" w:name="_Toc24581_WPSOffice_Level1"/>
+      <w:bookmarkStart w:id="15" w:name="_Toc30144_WPSOffice_Level1"/>
+      <w:bookmarkStart w:id="16" w:name="_Toc15930_WPSOffice_Level1"/>
       <w:r>
         <w:rPr>
           <w:rFonts w:ascii="Times New Roman" w:hAnsi="Times New Roman" w:eastAsia="微软雅黑" w:cs="Times New Roman"/>
@@ -5989,7 +6348,7 @@
                     <pic:cNvPicPr/>
                   </pic:nvPicPr>
                   <pic:blipFill>
-                    <a:blip r:embed="rId12"/>
+                    <a:blip r:embed="rId13"/>
                     <a:stretch>
                       <a:fillRect/>
                     </a:stretch>
@@ -6202,14 +6561,14 @@
           <w:lang w:eastAsia="zh-CN"/>
         </w:rPr>
       </w:pPr>
-      <w:bookmarkStart w:id="17" w:name="_Toc20319_WPSOffice_Level1"/>
-      <w:bookmarkStart w:id="18" w:name="_Toc29285_WPSOffice_Level1"/>
-      <w:bookmarkStart w:id="19" w:name="_Toc3049_WPSOffice_Level1"/>
-      <w:bookmarkStart w:id="20" w:name="_Toc12685_WPSOffice_Level1"/>
-      <w:bookmarkStart w:id="21" w:name="_Toc17440_WPSOffice_Level1"/>
-      <w:bookmarkStart w:id="22" w:name="_Toc28180_WPSOffice_Level1"/>
-      <w:bookmarkStart w:id="23" w:name="_Toc17938_WPSOffice_Level1"/>
-      <w:bookmarkStart w:id="24" w:name="_Toc21686_WPSOffice_Level1"/>
+      <w:bookmarkStart w:id="17" w:name="_Toc12685_WPSOffice_Level1"/>
+      <w:bookmarkStart w:id="18" w:name="_Toc17938_WPSOffice_Level1"/>
+      <w:bookmarkStart w:id="19" w:name="_Toc28180_WPSOffice_Level1"/>
+      <w:bookmarkStart w:id="20" w:name="_Toc29285_WPSOffice_Level1"/>
+      <w:bookmarkStart w:id="21" w:name="_Toc20319_WPSOffice_Level1"/>
+      <w:bookmarkStart w:id="22" w:name="_Toc21686_WPSOffice_Level1"/>
+      <w:bookmarkStart w:id="23" w:name="_Toc3049_WPSOffice_Level1"/>
+      <w:bookmarkStart w:id="24" w:name="_Toc17440_WPSOffice_Level1"/>
       <w:r>
         <w:rPr>
           <w:rFonts w:ascii="Times New Roman" w:hAnsi="Times New Roman" w:eastAsia="微软雅黑" w:cs="Times New Roman"/>
@@ -6384,7 +6743,7 @@
                     <pic:cNvPicPr/>
                   </pic:nvPicPr>
                   <pic:blipFill>
-                    <a:blip r:embed="rId13"/>
+                    <a:blip r:embed="rId14"/>
                     <a:stretch>
                       <a:fillRect/>
                     </a:stretch>
@@ -6547,14 +6906,14 @@
           <w:lang w:eastAsia="zh-CN"/>
         </w:rPr>
       </w:pPr>
-      <w:bookmarkStart w:id="25" w:name="_Toc22326_WPSOffice_Level1"/>
-      <w:bookmarkStart w:id="26" w:name="_Toc7978_WPSOffice_Level1"/>
-      <w:bookmarkStart w:id="27" w:name="_Toc14829_WPSOffice_Level1"/>
-      <w:bookmarkStart w:id="28" w:name="_Toc3149_WPSOffice_Level1"/>
-      <w:bookmarkStart w:id="29" w:name="_Toc29912_WPSOffice_Level1"/>
-      <w:bookmarkStart w:id="30" w:name="_Toc21505_WPSOffice_Level1"/>
-      <w:bookmarkStart w:id="31" w:name="_Toc18680_WPSOffice_Level1"/>
-      <w:bookmarkStart w:id="32" w:name="_Toc25251_WPSOffice_Level1"/>
+      <w:bookmarkStart w:id="25" w:name="_Toc3149_WPSOffice_Level1"/>
+      <w:bookmarkStart w:id="26" w:name="_Toc14829_WPSOffice_Level1"/>
+      <w:bookmarkStart w:id="27" w:name="_Toc25251_WPSOffice_Level1"/>
+      <w:bookmarkStart w:id="28" w:name="_Toc22326_WPSOffice_Level1"/>
+      <w:bookmarkStart w:id="29" w:name="_Toc7978_WPSOffice_Level1"/>
+      <w:bookmarkStart w:id="30" w:name="_Toc18680_WPSOffice_Level1"/>
+      <w:bookmarkStart w:id="31" w:name="_Toc29912_WPSOffice_Level1"/>
+      <w:bookmarkStart w:id="32" w:name="_Toc21505_WPSOffice_Level1"/>
       <w:r>
         <w:rPr>
           <w:rFonts w:ascii="Times New Roman" w:hAnsi="Times New Roman" w:eastAsia="微软雅黑" w:cs="Times New Roman"/>
@@ -6687,7 +7046,7 @@
                     <pic:cNvPicPr/>
                   </pic:nvPicPr>
                   <pic:blipFill>
-                    <a:blip r:embed="rId14">
+                    <a:blip r:embed="rId15">
                       <a:extLst>
                         <a:ext uri="{28A0092B-C50C-407E-A947-70E740481C1C}">
                           <a14:useLocalDpi xmlns:a14="http://schemas.microsoft.com/office/drawing/2010/main" val="0"/>
@@ -8686,7 +9045,7 @@
         <w:pStyle w:val="5"/>
         <w:widowControl/>
         <w:rPr>
-          <w:rFonts w:ascii="Times New Roman" w:hAnsi="Times New Roman" w:eastAsia="等线"/>
+          <w:rFonts w:hint="eastAsia" w:ascii="Times New Roman" w:hAnsi="Times New Roman" w:eastAsia="等线"/>
           <w:lang w:eastAsia="zh-CN"/>
         </w:rPr>
       </w:pPr>
@@ -8722,7 +9081,7 @@
                     </pic:cNvPicPr>
                   </pic:nvPicPr>
                   <pic:blipFill>
-                    <a:blip r:embed="rId15"/>
+                    <a:blip r:embed="rId16"/>
                     <a:stretch>
                       <a:fillRect/>
                     </a:stretch>
@@ -8778,7 +9137,7 @@
                     </pic:cNvPicPr>
                   </pic:nvPicPr>
                   <pic:blipFill>
-                    <a:blip r:embed="rId16"/>
+                    <a:blip r:embed="rId17"/>
                     <a:stretch>
                       <a:fillRect/>
                     </a:stretch>
@@ -8852,41 +9211,26 @@
         </w:rPr>
         <w:t xml:space="preserve"> </w:t>
       </w:r>
-      <w:r>
-        <w:rPr>
-          <w:rFonts w:ascii="Times New Roman" w:hAnsi="Times New Roman" w:eastAsia="等线"/>
-          <w:lang w:eastAsia="zh-CN"/>
-        </w:rPr>
-        <w:t>{{ summaryOfRresults.binary | ci(</w:t>
-      </w:r>
-      <w:r>
+    </w:p>
+    <w:p>
+      <w:pPr>
+        <w:pStyle w:val="5"/>
+        <w:widowControl/>
         <w:rPr>
           <w:rFonts w:hint="eastAsia" w:ascii="Times New Roman" w:hAnsi="Times New Roman" w:eastAsia="等线"/>
           <w:lang w:eastAsia="zh-CN"/>
         </w:rPr>
-        <w:t>35.4</w:t>
-      </w:r>
-      <w:r>
-        <w:rPr>
-          <w:rFonts w:ascii="Times New Roman" w:hAnsi="Times New Roman" w:eastAsia="等线"/>
-          <w:lang w:eastAsia="zh-CN"/>
-        </w:rPr>
-        <w:t>,</w:t>
-      </w:r>
-      <w:r>
+      </w:pPr>
+    </w:p>
+    <w:p>
+      <w:pPr>
+        <w:pStyle w:val="5"/>
+        <w:widowControl/>
         <w:rPr>
           <w:rFonts w:hint="eastAsia" w:ascii="Times New Roman" w:hAnsi="Times New Roman" w:eastAsia="等线"/>
           <w:lang w:eastAsia="zh-CN"/>
         </w:rPr>
-        <w:t>35.4</w:t>
-      </w:r>
-      <w:r>
-        <w:rPr>
-          <w:rFonts w:ascii="Times New Roman" w:hAnsi="Times New Roman" w:eastAsia="等线"/>
-          <w:lang w:eastAsia="zh-CN"/>
-        </w:rPr>
-        <w:t>) }}</w:t>
-      </w:r>
+      </w:pPr>
     </w:p>
     <w:p>
       <w:pPr>
@@ -8926,7 +9270,7 @@
           <w:szCs w:val="20"/>
           <w:lang w:eastAsia="zh-CN"/>
         </w:rPr>
-        <w:t>诺禾医学   诺禾在线   扫码认证</w:t>
+        <w:t>诺禾医学   诺禾在线</w:t>
       </w:r>
     </w:p>
     <w:p>
@@ -9015,7 +9359,7 @@
                     </pic:cNvPicPr>
                   </pic:nvPicPr>
                   <pic:blipFill>
-                    <a:blip r:embed="rId17"/>
+                    <a:blip r:embed="rId18"/>
                     <a:srcRect/>
                     <a:stretch>
                       <a:fillRect/>
@@ -9359,8 +9703,8 @@
       </w:r>
     </w:p>
     <w:sectPr>
-      <w:headerReference r:id="rId3" w:type="default"/>
-      <w:footerReference r:id="rId4" w:type="default"/>
+      <w:headerReference r:id="rId4" w:type="default"/>
+      <w:footerReference r:id="rId5" w:type="default"/>
       <w:pgSz w:w="11910" w:h="16840"/>
       <w:pgMar w:top="1037" w:right="1020" w:bottom="981" w:left="1020" w:header="0" w:footer="0" w:gutter="0"/>
       <w:pgBorders>
@@ -9390,6 +9734,31 @@
 <w:hdr xmlns:wpc="http://schemas.microsoft.com/office/word/2010/wordprocessingCanvas" xmlns:mc="http://schemas.openxmlformats.org/markup-compatibility/2006" xmlns:o="urn:schemas-microsoft-com:office:office" xmlns:r="http://schemas.openxmlformats.org/officeDocument/2006/relationships" xmlns:m="http://schemas.openxmlformats.org/officeDocument/2006/math" xmlns:v="urn:schemas-microsoft-com:vml" xmlns:wp14="http://schemas.microsoft.com/office/word/2010/wordprocessingDrawing" xmlns:wp="http://schemas.openxmlformats.org/drawingml/2006/wordprocessingDrawing" xmlns:w10="urn:schemas-microsoft-com:office:word" xmlns:w="http://schemas.openxmlformats.org/wordprocessingml/2006/main" xmlns:w14="http://schemas.microsoft.com/office/word/2010/wordml" xmlns:w15="http://schemas.microsoft.com/office/word/2012/wordml" xmlns:wpg="http://schemas.microsoft.com/office/word/2010/wordprocessingGroup" xmlns:wpi="http://schemas.microsoft.com/office/word/2010/wordprocessingInk" xmlns:wne="http://schemas.microsoft.com/office/word/2006/wordml" xmlns:wps="http://schemas.microsoft.com/office/word/2010/wordprocessingShape" xmlns:wpsCustomData="http://www.wps.cn/officeDocument/2013/wpsCustomData" mc:Ignorable="w14 w15 wp14">
   <w:p>
     <w:pPr>
+      <w:pStyle w:val="4"/>
+    </w:pPr>
+    <w:r>
+      <w:rPr>
+        <w:sz w:val="18"/>
+      </w:rPr>
+      <w:pict>
+        <v:shape id="PowerPlusWaterMarkObject291817" o:spid="_x0000_s2049" o:spt="136" type="#_x0000_t136" style="position:absolute;left:0pt;height:48.3pt;width:166.5pt;mso-position-horizontal:center;mso-position-horizontal-relative:margin;mso-position-vertical:center;mso-position-vertical-relative:margin;rotation:-2949120f;z-index:-251657216;mso-width-relative:page;mso-height-relative:page;" fillcolor="#C0C0C0" filled="t" stroked="f" coordsize="21600,21600" adj="10800">
+          <v:path/>
+          <v:fill on="t" opacity="32768f" focussize="0,0"/>
+          <v:stroke on="f"/>
+          <v:imagedata o:title=""/>
+          <o:lock v:ext="edit" aspectratio="t"/>
+          <v:textpath on="t" fitshape="t" fitpath="t" trim="t" xscale="f" string="{{ client }}" style="font-family:微软雅黑;font-size:48pt;v-same-letter-heights:f;v-text-align:center;"/>
+        </v:shape>
+      </w:pict>
+    </w:r>
+  </w:p>
+</w:hdr>
+</file>
+
+<file path=word/header2.xml><?xml version="1.0" encoding="utf-8"?>
+<w:hdr xmlns:wpc="http://schemas.microsoft.com/office/word/2010/wordprocessingCanvas" xmlns:mc="http://schemas.openxmlformats.org/markup-compatibility/2006" xmlns:o="urn:schemas-microsoft-com:office:office" xmlns:r="http://schemas.openxmlformats.org/officeDocument/2006/relationships" xmlns:m="http://schemas.openxmlformats.org/officeDocument/2006/math" xmlns:v="urn:schemas-microsoft-com:vml" xmlns:wp14="http://schemas.microsoft.com/office/word/2010/wordprocessingDrawing" xmlns:wp="http://schemas.openxmlformats.org/drawingml/2006/wordprocessingDrawing" xmlns:w10="urn:schemas-microsoft-com:office:word" xmlns:w="http://schemas.openxmlformats.org/wordprocessingml/2006/main" xmlns:w14="http://schemas.microsoft.com/office/word/2010/wordml" xmlns:w15="http://schemas.microsoft.com/office/word/2012/wordml" xmlns:wpg="http://schemas.microsoft.com/office/word/2010/wordprocessingGroup" xmlns:wpi="http://schemas.microsoft.com/office/word/2010/wordprocessingInk" xmlns:wne="http://schemas.microsoft.com/office/word/2006/wordml" xmlns:wps="http://schemas.microsoft.com/office/word/2010/wordprocessingShape" xmlns:wpsCustomData="http://www.wps.cn/officeDocument/2013/wpsCustomData" mc:Ignorable="w14 w15 wp14">
+  <w:p>
+    <w:pPr>
       <w:spacing w:line="14" w:lineRule="auto"/>
       <w:jc w:val="right"/>
       <w:rPr>
@@ -9398,6 +9767,21 @@
         <w:lang w:eastAsia="zh-CN"/>
       </w:rPr>
     </w:pPr>
+    <w:r>
+      <w:rPr>
+        <w:sz w:val="18"/>
+      </w:rPr>
+      <w:pict>
+        <v:shape id="_x0000_s2050" o:spid="_x0000_s2050" o:spt="136" type="#_x0000_t136" style="position:absolute;left:0pt;height:48.3pt;width:166.5pt;mso-position-horizontal:center;mso-position-horizontal-relative:margin;mso-position-vertical:center;mso-position-vertical-relative:margin;rotation:-2949120f;z-index:-251656192;mso-width-relative:page;mso-height-relative:page;" fillcolor="#C0C0C0" filled="t" stroked="f" coordsize="21600,21600" adj="10800">
+          <v:path/>
+          <v:fill on="t" opacity="32768f" focussize="0,0"/>
+          <v:stroke on="f"/>
+          <v:imagedata o:title=""/>
+          <o:lock v:ext="edit" aspectratio="t"/>
+          <v:textpath on="t" fitshape="t" fitpath="t" trim="t" xscale="f" string="{{ client }}" style="font-family:微软雅黑;font-size:48pt;v-same-letter-heights:f;v-text-align:center;"/>
+        </v:shape>
+      </w:pict>
+    </w:r>
   </w:p>
 </w:hdr>
 </file>
@@ -10296,6 +10680,8 @@
     <customSectPr/>
   </customSectProps>
   <customShpExts>
+    <customShpInfo spid="_x0000_s2049"/>
+    <customShpInfo spid="_x0000_s2050"/>
     <customShpInfo spid="_x0000_s1026" textRotate="1"/>
   </customShpExts>
 </s:customData>

--- a/WebContent/docx/KRAS_NRAS_BRAF基因报告-常德市第一人民医院.docx
+++ b/WebContent/docx/KRAS_NRAS_BRAF基因报告-常德市第一人民医院.docx
@@ -248,8 +248,6 @@
           </wp:anchor>
         </w:drawing>
       </w:r>
-      <w:bookmarkStart w:id="33" w:name="_GoBack"/>
-      <w:bookmarkEnd w:id="33"/>
       <w:r>
         <w:rPr>
           <w:sz w:val="22"/>
@@ -257,7 +255,7 @@
         <mc:AlternateContent>
           <mc:Choice Requires="wps">
             <w:drawing>
-              <wp:anchor distT="0" distB="0" distL="114300" distR="114300" simplePos="0" relativeHeight="251674624" behindDoc="0" locked="0" layoutInCell="1" allowOverlap="1">
+              <wp:anchor distT="0" distB="0" distL="114300" distR="114300" simplePos="0" relativeHeight="251672576" behindDoc="0" locked="0" layoutInCell="1" allowOverlap="1">
                 <wp:simplePos x="0" y="0"/>
                 <wp:positionH relativeFrom="column">
                   <wp:posOffset>1511935</wp:posOffset>
@@ -458,7 +456,7 @@
           </mc:Choice>
           <mc:Fallback>
             <w:pict>
-              <v:shape id="_x0000_s1026" o:spid="_x0000_s1026" o:spt="202" type="#_x0000_t202" style="position:absolute;left:0pt;margin-left:119.05pt;margin-top:687.95pt;height:75.4pt;width:321.45pt;z-index:251674624;mso-width-relative:page;mso-height-relative:page;" filled="f" stroked="f" coordsize="21600,21600" o:gfxdata="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">
+              <v:shape id="_x0000_s1026" o:spid="_x0000_s1026" o:spt="202" type="#_x0000_t202" style="position:absolute;left:0pt;margin-left:119.05pt;margin-top:687.95pt;height:75.4pt;width:321.45pt;z-index:251672576;mso-width-relative:page;mso-height-relative:page;" filled="f" stroked="f" coordsize="21600,21600" o:gfxdata="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">
                 <v:fill on="f" focussize="0,0"/>
                 <v:stroke on="f" weight="0.5pt"/>
                 <v:imagedata o:title=""/>
@@ -621,7 +619,7 @@
         <mc:AlternateContent>
           <mc:Choice Requires="wps">
             <w:drawing>
-              <wp:anchor distT="0" distB="0" distL="114300" distR="114300" simplePos="0" relativeHeight="251673600" behindDoc="0" locked="0" layoutInCell="1" allowOverlap="1">
+              <wp:anchor distT="0" distB="0" distL="114300" distR="114300" simplePos="0" relativeHeight="251671552" behindDoc="0" locked="0" layoutInCell="1" allowOverlap="1">
                 <wp:simplePos x="0" y="0"/>
                 <wp:positionH relativeFrom="column">
                   <wp:posOffset>-727075</wp:posOffset>
@@ -707,7 +705,7 @@
           </mc:Choice>
           <mc:Fallback>
             <w:pict>
-              <v:shape id="_x0000_s1026" o:spid="_x0000_s1026" o:spt="202" type="#_x0000_t202" style="position:absolute;left:0pt;margin-left:-57.25pt;margin-top:742.35pt;height:24.95pt;width:140.8pt;z-index:251673600;mso-width-relative:page;mso-height-relative:page;" fillcolor="#FFFFFF [3201]" filled="t" stroked="f" coordsize="21600,21600" o:gfxdata="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">
+              <v:shape id="_x0000_s1026" o:spid="_x0000_s1026" o:spt="202" type="#_x0000_t202" style="position:absolute;left:0pt;margin-left:-57.25pt;margin-top:742.35pt;height:24.95pt;width:140.8pt;z-index:251671552;mso-width-relative:page;mso-height-relative:page;" fillcolor="#FFFFFF [3201]" filled="t" stroked="f" coordsize="21600,21600" o:gfxdata="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">
                 <v:fill on="t" focussize="0,0"/>
                 <v:stroke on="f" weight="0.5pt"/>
                 <v:imagedata o:title=""/>
@@ -913,6 +911,7 @@
           </mc:Fallback>
         </mc:AlternateContent>
       </w:r>
+      <w:bookmarkStart w:id="33" w:name="_GoBack"/>
       <w:r>
         <w:rPr>
           <w:rFonts w:hint="eastAsia" w:ascii="Times New Roman" w:hAnsi="Times New Roman" w:eastAsia="微软雅黑" w:cs="微软雅黑"/>
@@ -984,6 +983,7 @@
           </mc:Fallback>
         </mc:AlternateContent>
       </w:r>
+      <w:bookmarkEnd w:id="33"/>
     </w:p>
     <w:p>
       <w:pPr>
@@ -1047,6 +1047,12 @@
             <w:insideH w:val="none" w:color="auto" w:sz="0" w:space="0"/>
             <w:insideV w:val="none" w:color="auto" w:sz="0" w:space="0"/>
           </w:tblBorders>
+          <w:tblCellMar>
+            <w:top w:w="0" w:type="dxa"/>
+            <w:left w:w="108" w:type="dxa"/>
+            <w:bottom w:w="0" w:type="dxa"/>
+            <w:right w:w="108" w:type="dxa"/>
+          </w:tblCellMar>
         </w:tblPrEx>
         <w:trPr>
           <w:cantSplit/>
@@ -4970,9 +4976,459 @@
         </w:rPr>
       </w:pPr>
     </w:p>
+    <w:tbl>
+      <w:tblPr>
+        <w:tblStyle w:val="11"/>
+        <w:tblW w:w="6772" w:type="dxa"/>
+        <w:jc w:val="right"/>
+        <w:tblLayout w:type="fixed"/>
+        <w:tblCellMar>
+          <w:top w:w="0" w:type="dxa"/>
+          <w:left w:w="0" w:type="dxa"/>
+          <w:bottom w:w="0" w:type="dxa"/>
+          <w:right w:w="0" w:type="dxa"/>
+        </w:tblCellMar>
+      </w:tblPr>
+      <w:tblGrid>
+        <w:gridCol w:w="1272"/>
+        <w:gridCol w:w="2040"/>
+        <w:gridCol w:w="1166"/>
+        <w:gridCol w:w="2294"/>
+      </w:tblGrid>
+      <w:tr>
+        <w:tblPrEx>
+          <w:tblCellMar>
+            <w:top w:w="0" w:type="dxa"/>
+            <w:left w:w="0" w:type="dxa"/>
+            <w:bottom w:w="0" w:type="dxa"/>
+            <w:right w:w="0" w:type="dxa"/>
+          </w:tblCellMar>
+        </w:tblPrEx>
+        <w:trPr>
+          <w:trHeight w:val="680" w:hRule="exact"/>
+          <w:jc w:val="right"/>
+        </w:trPr>
+        <w:tc>
+          <w:tcPr>
+            <w:tcW w:w="1272" w:type="dxa"/>
+            <w:vAlign w:val="center"/>
+          </w:tcPr>
+          <w:p>
+            <w:pPr>
+              <w:pStyle w:val="10"/>
+              <w:spacing w:before="13"/>
+              <w:ind w:left="13" w:right="95"/>
+              <w:jc w:val="both"/>
+              <w:rPr>
+                <w:rFonts w:ascii="Times New Roman" w:hAnsi="Times New Roman" w:cs="Times New Roman"/>
+                <w:b/>
+                <w:sz w:val="24"/>
+                <w:szCs w:val="24"/>
+              </w:rPr>
+            </w:pPr>
+            <w:r>
+              <w:rPr>
+                <w:rFonts w:ascii="Times New Roman" w:hAnsi="Times New Roman" w:cs="Times New Roman"/>
+                <w:b/>
+                <w:sz w:val="24"/>
+                <w:szCs w:val="24"/>
+              </w:rPr>
+              <w:t>检测人：</w:t>
+            </w:r>
+          </w:p>
+        </w:tc>
+        <w:tc>
+          <w:tcPr>
+            <w:tcW w:w="2040" w:type="dxa"/>
+            <w:vAlign w:val="center"/>
+          </w:tcPr>
+          <w:p>
+            <w:pPr>
+              <w:pStyle w:val="10"/>
+              <w:spacing w:before="13"/>
+              <w:jc w:val="both"/>
+              <w:rPr>
+                <w:rFonts w:ascii="Times New Roman" w:hAnsi="Times New Roman" w:cs="Times New Roman"/>
+                <w:b/>
+                <w:sz w:val="24"/>
+                <w:szCs w:val="24"/>
+              </w:rPr>
+            </w:pPr>
+            <w:r>
+              <w:rPr>
+                <w:rFonts w:hint="eastAsia" w:ascii="Times New Roman" w:hAnsi="Times New Roman" w:cs="Times New Roman"/>
+                <w:b/>
+                <w:sz w:val="24"/>
+                <w:szCs w:val="24"/>
+              </w:rPr>
+              <w:t>{{"ty_tianjin1"|sign(64,28)}}</w:t>
+            </w:r>
+          </w:p>
+        </w:tc>
+        <w:tc>
+          <w:tcPr>
+            <w:tcW w:w="1166" w:type="dxa"/>
+            <w:vAlign w:val="center"/>
+          </w:tcPr>
+          <w:p>
+            <w:pPr>
+              <w:pStyle w:val="10"/>
+              <w:spacing w:before="13"/>
+              <w:jc w:val="both"/>
+              <w:rPr>
+                <w:rFonts w:ascii="Times New Roman" w:hAnsi="Times New Roman" w:cs="Times New Roman"/>
+                <w:b/>
+                <w:sz w:val="24"/>
+                <w:szCs w:val="24"/>
+              </w:rPr>
+            </w:pPr>
+            <w:r>
+              <w:rPr>
+                <w:rFonts w:ascii="Times New Roman" w:hAnsi="Times New Roman" w:cs="Times New Roman"/>
+                <w:b/>
+                <w:sz w:val="24"/>
+                <w:szCs w:val="24"/>
+              </w:rPr>
+              <w:t>复核人</w:t>
+            </w:r>
+            <w:r>
+              <w:rPr>
+                <w:rFonts w:ascii="Times New Roman" w:hAnsi="Times New Roman" w:cs="Times New Roman"/>
+                <w:b/>
+                <w:sz w:val="24"/>
+                <w:szCs w:val="24"/>
+                <w:lang w:eastAsia="zh-CN"/>
+              </w:rPr>
+              <w:t>：</w:t>
+            </w:r>
+          </w:p>
+        </w:tc>
+        <w:tc>
+          <w:tcPr>
+            <w:tcW w:w="2294" w:type="dxa"/>
+            <w:vAlign w:val="center"/>
+          </w:tcPr>
+          <w:p>
+            <w:pPr>
+              <w:pStyle w:val="10"/>
+              <w:spacing w:before="13"/>
+              <w:ind w:right="15"/>
+              <w:jc w:val="both"/>
+              <w:rPr>
+                <w:rFonts w:ascii="Times New Roman" w:hAnsi="Times New Roman" w:cs="Times New Roman"/>
+                <w:b/>
+                <w:sz w:val="24"/>
+                <w:szCs w:val="24"/>
+              </w:rPr>
+            </w:pPr>
+            <w:r>
+              <w:rPr>
+                <w:rFonts w:hint="eastAsia" w:ascii="Times New Roman" w:hAnsi="Times New Roman" w:cs="Times New Roman"/>
+                <w:b/>
+                <w:sz w:val="24"/>
+                <w:szCs w:val="24"/>
+              </w:rPr>
+              <w:t>{{"ty_tianjin2"|sign(59,34)}}</w:t>
+            </w:r>
+            <w:r>
+              <w:rPr>
+                <w:sz w:val="18"/>
+              </w:rPr>
+              <w:drawing>
+                <wp:anchor distT="0" distB="0" distL="114300" distR="114300" simplePos="0" relativeHeight="251673600" behindDoc="0" locked="0" layoutInCell="1" allowOverlap="1">
+                  <wp:simplePos x="0" y="0"/>
+                  <wp:positionH relativeFrom="column">
+                    <wp:posOffset>-398145</wp:posOffset>
+                  </wp:positionH>
+                  <wp:positionV relativeFrom="paragraph">
+                    <wp:posOffset>-311785</wp:posOffset>
+                  </wp:positionV>
+                  <wp:extent cx="1443355" cy="1443355"/>
+                  <wp:effectExtent l="0" t="0" r="4445" b="4445"/>
+                  <wp:wrapNone/>
+                  <wp:docPr id="21" name="图片 25"/>
+                  <wp:cNvGraphicFramePr>
+                    <a:graphicFrameLocks xmlns:a="http://schemas.openxmlformats.org/drawingml/2006/main" noChangeAspect="1"/>
+                  </wp:cNvGraphicFramePr>
+                  <a:graphic xmlns:a="http://schemas.openxmlformats.org/drawingml/2006/main">
+                    <a:graphicData uri="http://schemas.openxmlformats.org/drawingml/2006/picture">
+                      <pic:pic xmlns:pic="http://schemas.openxmlformats.org/drawingml/2006/picture">
+                        <pic:nvPicPr>
+                          <pic:cNvPr id="21" name="图片 25"/>
+                          <pic:cNvPicPr>
+                            <a:picLocks noChangeAspect="1" noChangeArrowheads="1"/>
+                          </pic:cNvPicPr>
+                        </pic:nvPicPr>
+                        <pic:blipFill>
+                          <a:blip r:embed="rId9">
+                            <a:extLst>
+                              <a:ext uri="{28A0092B-C50C-407E-A947-70E740481C1C}">
+                                <a14:useLocalDpi xmlns:a14="http://schemas.microsoft.com/office/drawing/2010/main" val="0"/>
+                              </a:ext>
+                            </a:extLst>
+                          </a:blip>
+                          <a:srcRect/>
+                          <a:stretch>
+                            <a:fillRect/>
+                          </a:stretch>
+                        </pic:blipFill>
+                        <pic:spPr>
+                          <a:xfrm>
+                            <a:off x="0" y="0"/>
+                            <a:ext cx="1443355" cy="1443355"/>
+                          </a:xfrm>
+                          <a:prstGeom prst="rect">
+                            <a:avLst/>
+                          </a:prstGeom>
+                          <a:noFill/>
+                          <a:ln>
+                            <a:noFill/>
+                          </a:ln>
+                        </pic:spPr>
+                      </pic:pic>
+                    </a:graphicData>
+                  </a:graphic>
+                </wp:anchor>
+              </w:drawing>
+            </w:r>
+          </w:p>
+        </w:tc>
+      </w:tr>
+      <w:tr>
+        <w:tblPrEx>
+          <w:tblCellMar>
+            <w:top w:w="0" w:type="dxa"/>
+            <w:left w:w="0" w:type="dxa"/>
+            <w:bottom w:w="0" w:type="dxa"/>
+            <w:right w:w="0" w:type="dxa"/>
+          </w:tblCellMar>
+        </w:tblPrEx>
+        <w:trPr>
+          <w:trHeight w:val="457" w:hRule="exact"/>
+          <w:jc w:val="right"/>
+        </w:trPr>
+        <w:tc>
+          <w:tcPr>
+            <w:tcW w:w="1272" w:type="dxa"/>
+            <w:vAlign w:val="center"/>
+          </w:tcPr>
+          <w:p>
+            <w:pPr>
+              <w:pStyle w:val="10"/>
+              <w:spacing w:line="341" w:lineRule="exact"/>
+              <w:ind w:left="13" w:right="165"/>
+              <w:jc w:val="both"/>
+              <w:rPr>
+                <w:rFonts w:ascii="Times New Roman" w:hAnsi="Times New Roman" w:cs="Times New Roman"/>
+                <w:b/>
+                <w:sz w:val="24"/>
+                <w:szCs w:val="24"/>
+              </w:rPr>
+            </w:pPr>
+            <w:r>
+              <w:rPr>
+                <w:rFonts w:ascii="Times New Roman" w:hAnsi="Times New Roman" w:cs="Times New Roman"/>
+                <w:b/>
+                <w:sz w:val="24"/>
+                <w:szCs w:val="24"/>
+              </w:rPr>
+              <w:t>日</w:t>
+            </w:r>
+            <w:r>
+              <w:rPr>
+                <w:rFonts w:ascii="Times New Roman" w:hAnsi="Times New Roman" w:cs="Times New Roman"/>
+                <w:b/>
+                <w:sz w:val="24"/>
+                <w:szCs w:val="24"/>
+                <w:lang w:eastAsia="zh-CN"/>
+              </w:rPr>
+              <w:t xml:space="preserve">  </w:t>
+            </w:r>
+            <w:r>
+              <w:rPr>
+                <w:rFonts w:ascii="Times New Roman" w:hAnsi="Times New Roman" w:cs="Times New Roman"/>
+                <w:b/>
+                <w:sz w:val="24"/>
+                <w:szCs w:val="24"/>
+              </w:rPr>
+              <w:t>期：</w:t>
+            </w:r>
+          </w:p>
+        </w:tc>
+        <w:tc>
+          <w:tcPr>
+            <w:tcW w:w="2040" w:type="dxa"/>
+            <w:vAlign w:val="center"/>
+          </w:tcPr>
+          <w:p>
+            <w:pPr>
+              <w:pStyle w:val="10"/>
+              <w:spacing w:line="363" w:lineRule="exact"/>
+              <w:jc w:val="both"/>
+              <w:rPr>
+                <w:rFonts w:ascii="Times New Roman" w:hAnsi="Times New Roman" w:cs="Times New Roman"/>
+                <w:sz w:val="24"/>
+                <w:szCs w:val="24"/>
+              </w:rPr>
+            </w:pPr>
+            <w:r>
+              <w:rPr>
+                <w:rFonts w:ascii="Times New Roman" w:hAnsi="Times New Roman" w:cs="Times New Roman"/>
+                <w:kern w:val="2"/>
+                <w:sz w:val="24"/>
+                <w:szCs w:val="24"/>
+                <w:lang w:eastAsia="zh-CN"/>
+              </w:rPr>
+              <w:t>{{ reportdate }}</w:t>
+            </w:r>
+          </w:p>
+        </w:tc>
+        <w:tc>
+          <w:tcPr>
+            <w:tcW w:w="1166" w:type="dxa"/>
+            <w:vAlign w:val="center"/>
+          </w:tcPr>
+          <w:p>
+            <w:pPr>
+              <w:pStyle w:val="10"/>
+              <w:spacing w:line="341" w:lineRule="exact"/>
+              <w:jc w:val="both"/>
+              <w:rPr>
+                <w:rFonts w:ascii="Times New Roman" w:hAnsi="Times New Roman" w:cs="Times New Roman"/>
+                <w:b/>
+                <w:sz w:val="24"/>
+                <w:szCs w:val="24"/>
+              </w:rPr>
+            </w:pPr>
+            <w:r>
+              <w:rPr>
+                <w:rFonts w:ascii="Times New Roman" w:hAnsi="Times New Roman" w:cs="Times New Roman"/>
+                <w:b/>
+                <w:sz w:val="24"/>
+                <w:szCs w:val="24"/>
+              </w:rPr>
+              <w:t>日</w:t>
+            </w:r>
+            <w:r>
+              <w:rPr>
+                <w:rFonts w:ascii="Times New Roman" w:hAnsi="Times New Roman" w:cs="Times New Roman"/>
+                <w:b/>
+                <w:sz w:val="24"/>
+                <w:szCs w:val="24"/>
+                <w:lang w:eastAsia="zh-CN"/>
+              </w:rPr>
+              <w:t xml:space="preserve">  </w:t>
+            </w:r>
+            <w:r>
+              <w:rPr>
+                <w:rFonts w:ascii="Times New Roman" w:hAnsi="Times New Roman" w:cs="Times New Roman"/>
+                <w:b/>
+                <w:sz w:val="24"/>
+                <w:szCs w:val="24"/>
+              </w:rPr>
+              <w:t>期：</w:t>
+            </w:r>
+          </w:p>
+        </w:tc>
+        <w:tc>
+          <w:tcPr>
+            <w:tcW w:w="2294" w:type="dxa"/>
+            <w:vAlign w:val="center"/>
+          </w:tcPr>
+          <w:p>
+            <w:pPr>
+              <w:pStyle w:val="10"/>
+              <w:spacing w:line="363" w:lineRule="exact"/>
+              <w:ind w:right="15"/>
+              <w:jc w:val="both"/>
+              <w:rPr>
+                <w:rFonts w:ascii="Times New Roman" w:hAnsi="Times New Roman" w:cs="Times New Roman"/>
+                <w:sz w:val="24"/>
+                <w:szCs w:val="24"/>
+              </w:rPr>
+            </w:pPr>
+            <w:r>
+              <w:rPr>
+                <w:rFonts w:ascii="Times New Roman" w:hAnsi="Times New Roman" w:cs="Times New Roman"/>
+                <w:kern w:val="2"/>
+                <w:sz w:val="24"/>
+                <w:szCs w:val="24"/>
+                <w:lang w:eastAsia="zh-CN"/>
+              </w:rPr>
+              <w:t>{{ reportdate }}</w:t>
+            </w:r>
+          </w:p>
+        </w:tc>
+      </w:tr>
+    </w:tbl>
     <w:p>
       <w:pPr>
         <w:rPr>
+          <w:rFonts w:ascii="Times New Roman" w:hAnsi="Times New Roman" w:eastAsia="微软雅黑" w:cs="Times New Roman"/>
+          <w:sz w:val="24"/>
+          <w:szCs w:val="24"/>
+          <w:lang w:eastAsia="zh-CN"/>
+        </w:rPr>
+      </w:pPr>
+      <w:r>
+        <w:rPr>
+          <w:rFonts w:hint="eastAsia" w:ascii="Times New Roman" w:hAnsi="Times New Roman" w:eastAsia="微软雅黑" w:cs="Times New Roman"/>
+          <w:sz w:val="24"/>
+          <w:szCs w:val="24"/>
+          <w:lang w:eastAsia="zh-CN"/>
+        </w:rPr>
+        <w:t xml:space="preserve">{% endif %}{% if testedby == </w:t>
+      </w:r>
+      <w:r>
+        <w:rPr>
+          <w:rFonts w:ascii="Times New Roman" w:hAnsi="Times New Roman" w:eastAsia="微软雅黑" w:cs="Times New Roman"/>
+          <w:sz w:val="24"/>
+          <w:szCs w:val="24"/>
+          <w:lang w:eastAsia="zh-CN"/>
+        </w:rPr>
+        <w:t>“</w:t>
+      </w:r>
+      <w:r>
+        <w:rPr>
+          <w:rFonts w:hint="eastAsia" w:ascii="Times New Roman" w:hAnsi="Times New Roman" w:eastAsia="微软雅黑" w:cs="Times New Roman"/>
+          <w:sz w:val="24"/>
+          <w:szCs w:val="24"/>
+          <w:lang w:eastAsia="zh-CN"/>
+        </w:rPr>
+        <w:t>2</w:t>
+      </w:r>
+      <w:r>
+        <w:rPr>
+          <w:rFonts w:ascii="Times New Roman" w:hAnsi="Times New Roman" w:eastAsia="微软雅黑" w:cs="Times New Roman"/>
+          <w:sz w:val="24"/>
+          <w:szCs w:val="24"/>
+          <w:lang w:eastAsia="zh-CN"/>
+        </w:rPr>
+        <w:t>”</w:t>
+      </w:r>
+      <w:r>
+        <w:rPr>
+          <w:rFonts w:hint="eastAsia" w:ascii="Times New Roman" w:hAnsi="Times New Roman" w:eastAsia="微软雅黑" w:cs="Times New Roman"/>
+          <w:sz w:val="24"/>
+          <w:szCs w:val="24"/>
+          <w:lang w:eastAsia="zh-CN"/>
+        </w:rPr>
+        <w:t xml:space="preserve"> %}</w:t>
+      </w:r>
+    </w:p>
+    <w:p>
+      <w:pPr>
+        <w:rPr>
+          <w:rFonts w:hint="default"/>
+          <w:sz w:val="24"/>
+          <w:lang w:val="en-US" w:eastAsia="zh-CN"/>
+        </w:rPr>
+      </w:pPr>
+    </w:p>
+    <w:p>
+      <w:pPr>
+        <w:rPr>
+          <w:sz w:val="24"/>
           <w:lang w:eastAsia="zh-CN"/>
         </w:rPr>
       </w:pPr>
@@ -5006,7 +5462,7 @@
           </w:tblCellMar>
         </w:tblPrEx>
         <w:trPr>
-          <w:trHeight w:val="441" w:hRule="exact"/>
+          <w:trHeight w:val="680" w:hRule="exact"/>
           <w:jc w:val="right"/>
         </w:trPr>
         <w:tc>
@@ -5057,192 +5513,12 @@
             </w:pPr>
             <w:r>
               <w:rPr>
-                <w:sz w:val="22"/>
-              </w:rPr>
-              <mc:AlternateContent>
-                <mc:Choice Requires="wpg">
-                  <w:drawing>
-                    <wp:anchor distT="0" distB="0" distL="114300" distR="114300" simplePos="0" relativeHeight="251671552" behindDoc="0" locked="0" layoutInCell="1" allowOverlap="1">
-                      <wp:simplePos x="0" y="0"/>
-                      <wp:positionH relativeFrom="column">
-                        <wp:posOffset>7620</wp:posOffset>
-                      </wp:positionH>
-                      <wp:positionV relativeFrom="paragraph">
-                        <wp:posOffset>-480060</wp:posOffset>
-                      </wp:positionV>
-                      <wp:extent cx="3058160" cy="1442720"/>
-                      <wp:effectExtent l="0" t="0" r="5080" b="5080"/>
-                      <wp:wrapNone/>
-                      <wp:docPr id="9" name="组合 9"/>
-                      <wp:cNvGraphicFramePr/>
-                      <a:graphic xmlns:a="http://schemas.openxmlformats.org/drawingml/2006/main">
-                        <a:graphicData uri="http://schemas.microsoft.com/office/word/2010/wordprocessingGroup">
-                          <wpg:wgp>
-                            <wpg:cNvGrpSpPr/>
-                            <wpg:grpSpPr>
-                              <a:xfrm>
-                                <a:off x="0" y="0"/>
-                                <a:ext cx="3058160" cy="1442720"/>
-                                <a:chOff x="19211" y="18842"/>
-                                <a:chExt cx="4816" cy="2272"/>
-                              </a:xfrm>
-                            </wpg:grpSpPr>
-                            <wpg:grpSp>
-                              <wpg:cNvPr id="1" name="组合 6"/>
-                              <wpg:cNvGrpSpPr/>
-                              <wpg:grpSpPr>
-                                <a:xfrm>
-                                  <a:off x="19211" y="18842"/>
-                                  <a:ext cx="4816" cy="2273"/>
-                                  <a:chOff x="19199" y="18902"/>
-                                  <a:chExt cx="4816" cy="2273"/>
-                                </a:xfrm>
-                              </wpg:grpSpPr>
-                              <pic:pic xmlns:pic="http://schemas.openxmlformats.org/drawingml/2006/picture">
-                                <pic:nvPicPr>
-                                  <pic:cNvPr id="16" name="图片 6" descr="蔡冬雪"/>
-                                  <pic:cNvPicPr>
-                                    <a:picLocks noChangeAspect="1"/>
-                                  </pic:cNvPicPr>
-                                </pic:nvPicPr>
-                                <pic:blipFill>
-                                  <a:blip r:embed="rId9">
-                                    <a:clrChange>
-                                      <a:clrFrom>
-                                        <a:srgbClr val="FFFFFF">
-                                          <a:alpha val="100000"/>
-                                        </a:srgbClr>
-                                      </a:clrFrom>
-                                      <a:clrTo>
-                                        <a:srgbClr val="FFFFFF">
-                                          <a:alpha val="100000"/>
-                                          <a:alpha val="0"/>
-                                        </a:srgbClr>
-                                      </a:clrTo>
-                                    </a:clrChange>
-                                  </a:blip>
-                                  <a:srcRect l="18656" t="33322" r="18897" b="26699"/>
-                                  <a:stretch>
-                                    <a:fillRect/>
-                                  </a:stretch>
-                                </pic:blipFill>
-                                <pic:spPr>
-                                  <a:xfrm>
-                                    <a:off x="19199" y="19551"/>
-                                    <a:ext cx="1261" cy="566"/>
-                                  </a:xfrm>
-                                  <a:prstGeom prst="rect">
-                                    <a:avLst/>
-                                  </a:prstGeom>
-                                </pic:spPr>
-                              </pic:pic>
-                              <pic:pic xmlns:pic="http://schemas.openxmlformats.org/drawingml/2006/picture">
-                                <pic:nvPicPr>
-                                  <pic:cNvPr id="21" name="图片 25"/>
-                                  <pic:cNvPicPr>
-                                    <a:picLocks noChangeAspect="1" noChangeArrowheads="1"/>
-                                  </pic:cNvPicPr>
-                                </pic:nvPicPr>
-                                <pic:blipFill>
-                                  <a:blip r:embed="rId10">
-                                    <a:extLst>
-                                      <a:ext uri="{28A0092B-C50C-407E-A947-70E740481C1C}">
-                                        <a14:useLocalDpi xmlns:a14="http://schemas.microsoft.com/office/drawing/2010/main" val="0"/>
-                                      </a:ext>
-                                    </a:extLst>
-                                  </a:blip>
-                                  <a:srcRect/>
-                                  <a:stretch>
-                                    <a:fillRect/>
-                                  </a:stretch>
-                                </pic:blipFill>
-                                <pic:spPr>
-                                  <a:xfrm>
-                                    <a:off x="21742" y="18902"/>
-                                    <a:ext cx="2273" cy="2273"/>
-                                  </a:xfrm>
-                                  <a:prstGeom prst="rect">
-                                    <a:avLst/>
-                                  </a:prstGeom>
-                                  <a:noFill/>
-                                  <a:ln>
-                                    <a:noFill/>
-                                  </a:ln>
-                                </pic:spPr>
-                              </pic:pic>
-                            </wpg:grpSp>
-                            <pic:pic xmlns:pic="http://schemas.openxmlformats.org/drawingml/2006/picture">
-                              <pic:nvPicPr>
-                                <pic:cNvPr id="12" name="图片 4" descr="王建丽"/>
-                                <pic:cNvPicPr>
-                                  <a:picLocks noChangeAspect="1"/>
-                                </pic:cNvPicPr>
-                              </pic:nvPicPr>
-                              <pic:blipFill>
-                                <a:blip r:embed="rId11">
-                                  <a:clrChange>
-                                    <a:clrFrom>
-                                      <a:srgbClr val="FFFFFF">
-                                        <a:alpha val="100000"/>
-                                      </a:srgbClr>
-                                    </a:clrFrom>
-                                    <a:clrTo>
-                                      <a:srgbClr val="FFFFFF">
-                                        <a:alpha val="100000"/>
-                                        <a:alpha val="0"/>
-                                      </a:srgbClr>
-                                    </a:clrTo>
-                                  </a:clrChange>
-                                </a:blip>
-                                <a:stretch>
-                                  <a:fillRect/>
-                                </a:stretch>
-                              </pic:blipFill>
-                              <pic:spPr>
-                                <a:xfrm>
-                                  <a:off x="22261" y="19395"/>
-                                  <a:ext cx="1258" cy="713"/>
-                                </a:xfrm>
-                                <a:prstGeom prst="rect">
-                                  <a:avLst/>
-                                </a:prstGeom>
-                              </pic:spPr>
-                            </pic:pic>
-                          </wpg:wgp>
-                        </a:graphicData>
-                      </a:graphic>
-                    </wp:anchor>
-                  </w:drawing>
-                </mc:Choice>
-                <mc:Fallback>
-                  <w:pict>
-                    <v:group id="_x0000_s1026" o:spid="_x0000_s1026" o:spt="203" style="position:absolute;left:0pt;margin-left:0.6pt;margin-top:-37.8pt;height:113.6pt;width:240.8pt;z-index:251671552;mso-width-relative:page;mso-height-relative:page;" coordorigin="19211,18842" coordsize="4816,2272" o:gfxdata="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">
-                      <o:lock v:ext="edit" aspectratio="f"/>
-                      <v:group id="组合 6" o:spid="_x0000_s1026" o:spt="203" style="position:absolute;left:19211;top:18842;height:2273;width:4816;" coordorigin="19199,18902" coordsize="4816,2273" o:gfxdata="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">
-                        <o:lock v:ext="edit" aspectratio="f"/>
-                        <v:shape id="图片 6" o:spid="_x0000_s1026" o:spt="75" alt="蔡冬雪" type="#_x0000_t75" style="position:absolute;left:19199;top:19551;height:566;width:1261;" filled="f" o:preferrelative="t" stroked="f" coordsize="21600,21600" o:gfxdata="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">
-                          <v:fill on="f" focussize="0,0"/>
-                          <v:stroke on="f"/>
-                          <v:imagedata r:id="rId9" cropleft="12226f" croptop="21838f" cropright="12384f" cropbottom="17497f" chromakey="#FFFFFF" o:title=""/>
-                          <o:lock v:ext="edit" aspectratio="t"/>
-                        </v:shape>
-                        <v:shape id="图片 25" o:spid="_x0000_s1026" o:spt="75" type="#_x0000_t75" style="position:absolute;left:21742;top:18902;height:2273;width:2273;" filled="f" o:preferrelative="t" stroked="f" coordsize="21600,21600" o:gfxdata="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">
-                          <v:fill on="f" focussize="0,0"/>
-                          <v:stroke on="f"/>
-                          <v:imagedata r:id="rId10" o:title=""/>
-                          <o:lock v:ext="edit" aspectratio="t"/>
-                        </v:shape>
-                      </v:group>
-                      <v:shape id="图片 4" o:spid="_x0000_s1026" o:spt="75" alt="王建丽" type="#_x0000_t75" style="position:absolute;left:22261;top:19395;height:713;width:1258;" filled="f" o:preferrelative="t" stroked="f" coordsize="21600,21600" o:gfxdata="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">
-                        <v:fill on="f" focussize="0,0"/>
-                        <v:stroke on="f"/>
-                        <v:imagedata r:id="rId11" chromakey="#FFFFFF" o:title=""/>
-                        <o:lock v:ext="edit" aspectratio="t"/>
-                      </v:shape>
-                    </v:group>
-                  </w:pict>
-                </mc:Fallback>
-              </mc:AlternateContent>
+                <w:rFonts w:hint="eastAsia" w:ascii="Times New Roman" w:hAnsi="Times New Roman" w:cs="Times New Roman"/>
+                <w:b/>
+                <w:sz w:val="24"/>
+                <w:szCs w:val="24"/>
+              </w:rPr>
+              <w:t>{{"ty_guangzhou1"|sign(62,34)}}</w:t>
             </w:r>
           </w:p>
         </w:tc>
@@ -5302,6 +5578,76 @@
                 <w:szCs w:val="24"/>
               </w:rPr>
             </w:pPr>
+            <w:r>
+              <w:rPr>
+                <w:rFonts w:hint="eastAsia" w:ascii="Times New Roman" w:hAnsi="Times New Roman" w:cs="Times New Roman"/>
+                <w:b/>
+                <w:sz w:val="24"/>
+                <w:szCs w:val="24"/>
+              </w:rPr>
+              <w:t>{{"ty_guangzhou2"|sign(59,34)}}</w:t>
+            </w:r>
+            <w:r>
+              <w:rPr>
+                <w:sz w:val="24"/>
+              </w:rPr>
+              <w:drawing>
+                <wp:anchor distT="0" distB="0" distL="114300" distR="114300" simplePos="0" relativeHeight="251674624" behindDoc="0" locked="0" layoutInCell="1" allowOverlap="1">
+                  <wp:simplePos x="0" y="0"/>
+                  <wp:positionH relativeFrom="column">
+                    <wp:posOffset>-375285</wp:posOffset>
+                  </wp:positionH>
+                  <wp:positionV relativeFrom="paragraph">
+                    <wp:posOffset>-391795</wp:posOffset>
+                  </wp:positionV>
+                  <wp:extent cx="1443355" cy="1443355"/>
+                  <wp:effectExtent l="0" t="0" r="4445" b="4445"/>
+                  <wp:wrapNone/>
+                  <wp:docPr id="5" name="图片 25"/>
+                  <wp:cNvGraphicFramePr>
+                    <a:graphicFrameLocks xmlns:a="http://schemas.openxmlformats.org/drawingml/2006/main" noChangeAspect="1"/>
+                  </wp:cNvGraphicFramePr>
+                  <a:graphic xmlns:a="http://schemas.openxmlformats.org/drawingml/2006/main">
+                    <a:graphicData uri="http://schemas.openxmlformats.org/drawingml/2006/picture">
+                      <pic:pic xmlns:pic="http://schemas.openxmlformats.org/drawingml/2006/picture">
+                        <pic:nvPicPr>
+                          <pic:cNvPr id="5" name="图片 25"/>
+                          <pic:cNvPicPr>
+                            <a:picLocks noChangeAspect="1" noChangeArrowheads="1"/>
+                          </pic:cNvPicPr>
+                        </pic:nvPicPr>
+                        <pic:blipFill>
+                          <a:blip r:embed="rId9">
+                            <a:extLst>
+                              <a:ext uri="{28A0092B-C50C-407E-A947-70E740481C1C}">
+                                <a14:useLocalDpi xmlns:a14="http://schemas.microsoft.com/office/drawing/2010/main" val="0"/>
+                              </a:ext>
+                            </a:extLst>
+                          </a:blip>
+                          <a:srcRect/>
+                          <a:stretch>
+                            <a:fillRect/>
+                          </a:stretch>
+                        </pic:blipFill>
+                        <pic:spPr>
+                          <a:xfrm>
+                            <a:off x="0" y="0"/>
+                            <a:ext cx="1443355" cy="1443355"/>
+                          </a:xfrm>
+                          <a:prstGeom prst="rect">
+                            <a:avLst/>
+                          </a:prstGeom>
+                          <a:noFill/>
+                          <a:ln>
+                            <a:noFill/>
+                          </a:ln>
+                        </pic:spPr>
+                      </pic:pic>
+                    </a:graphicData>
+                  </a:graphic>
+                </wp:anchor>
+              </w:drawing>
+            </w:r>
           </w:p>
         </w:tc>
       </w:tr>
@@ -5474,577 +5820,6 @@
     </w:tbl>
     <w:p>
       <w:pPr>
-        <w:rPr>
-          <w:rFonts w:ascii="Times New Roman" w:hAnsi="Times New Roman" w:eastAsia="微软雅黑" w:cs="Times New Roman"/>
-          <w:sz w:val="24"/>
-          <w:szCs w:val="24"/>
-          <w:lang w:eastAsia="zh-CN"/>
-        </w:rPr>
-      </w:pPr>
-      <w:r>
-        <w:rPr>
-          <w:rFonts w:hint="eastAsia" w:ascii="Times New Roman" w:hAnsi="Times New Roman" w:eastAsia="微软雅黑" w:cs="Times New Roman"/>
-          <w:sz w:val="24"/>
-          <w:szCs w:val="24"/>
-          <w:lang w:eastAsia="zh-CN"/>
-        </w:rPr>
-        <w:t xml:space="preserve">{% endif %}{% if testedby == </w:t>
-      </w:r>
-      <w:r>
-        <w:rPr>
-          <w:rFonts w:ascii="Times New Roman" w:hAnsi="Times New Roman" w:eastAsia="微软雅黑" w:cs="Times New Roman"/>
-          <w:sz w:val="24"/>
-          <w:szCs w:val="24"/>
-          <w:lang w:eastAsia="zh-CN"/>
-        </w:rPr>
-        <w:t>“</w:t>
-      </w:r>
-      <w:r>
-        <w:rPr>
-          <w:rFonts w:hint="eastAsia" w:ascii="Times New Roman" w:hAnsi="Times New Roman" w:eastAsia="微软雅黑" w:cs="Times New Roman"/>
-          <w:sz w:val="24"/>
-          <w:szCs w:val="24"/>
-          <w:lang w:eastAsia="zh-CN"/>
-        </w:rPr>
-        <w:t>2</w:t>
-      </w:r>
-      <w:r>
-        <w:rPr>
-          <w:rFonts w:ascii="Times New Roman" w:hAnsi="Times New Roman" w:eastAsia="微软雅黑" w:cs="Times New Roman"/>
-          <w:sz w:val="24"/>
-          <w:szCs w:val="24"/>
-          <w:lang w:eastAsia="zh-CN"/>
-        </w:rPr>
-        <w:t>”</w:t>
-      </w:r>
-      <w:r>
-        <w:rPr>
-          <w:rFonts w:hint="eastAsia" w:ascii="Times New Roman" w:hAnsi="Times New Roman" w:eastAsia="微软雅黑" w:cs="Times New Roman"/>
-          <w:sz w:val="24"/>
-          <w:szCs w:val="24"/>
-          <w:lang w:eastAsia="zh-CN"/>
-        </w:rPr>
-        <w:t xml:space="preserve"> %}</w:t>
-      </w:r>
-    </w:p>
-    <w:p>
-      <w:pPr>
-        <w:rPr>
-          <w:rFonts w:hint="default"/>
-          <w:sz w:val="24"/>
-          <w:lang w:val="en-US" w:eastAsia="zh-CN"/>
-        </w:rPr>
-      </w:pPr>
-    </w:p>
-    <w:p>
-      <w:pPr>
-        <w:rPr>
-          <w:sz w:val="24"/>
-          <w:lang w:eastAsia="zh-CN"/>
-        </w:rPr>
-      </w:pPr>
-    </w:p>
-    <w:tbl>
-      <w:tblPr>
-        <w:tblStyle w:val="11"/>
-        <w:tblW w:w="6772" w:type="dxa"/>
-        <w:jc w:val="right"/>
-        <w:tblLayout w:type="fixed"/>
-        <w:tblCellMar>
-          <w:top w:w="0" w:type="dxa"/>
-          <w:left w:w="0" w:type="dxa"/>
-          <w:bottom w:w="0" w:type="dxa"/>
-          <w:right w:w="0" w:type="dxa"/>
-        </w:tblCellMar>
-      </w:tblPr>
-      <w:tblGrid>
-        <w:gridCol w:w="1272"/>
-        <w:gridCol w:w="2040"/>
-        <w:gridCol w:w="1166"/>
-        <w:gridCol w:w="2294"/>
-      </w:tblGrid>
-      <w:tr>
-        <w:tblPrEx>
-          <w:tblCellMar>
-            <w:top w:w="0" w:type="dxa"/>
-            <w:left w:w="0" w:type="dxa"/>
-            <w:bottom w:w="0" w:type="dxa"/>
-            <w:right w:w="0" w:type="dxa"/>
-          </w:tblCellMar>
-        </w:tblPrEx>
-        <w:trPr>
-          <w:trHeight w:val="441" w:hRule="exact"/>
-          <w:jc w:val="right"/>
-        </w:trPr>
-        <w:tc>
-          <w:tcPr>
-            <w:tcW w:w="1272" w:type="dxa"/>
-            <w:vAlign w:val="center"/>
-          </w:tcPr>
-          <w:p>
-            <w:pPr>
-              <w:pStyle w:val="10"/>
-              <w:spacing w:before="13"/>
-              <w:ind w:left="13" w:right="95"/>
-              <w:jc w:val="both"/>
-              <w:rPr>
-                <w:rFonts w:ascii="Times New Roman" w:hAnsi="Times New Roman" w:cs="Times New Roman"/>
-                <w:b/>
-                <w:sz w:val="24"/>
-                <w:szCs w:val="24"/>
-              </w:rPr>
-            </w:pPr>
-            <w:r>
-              <w:rPr>
-                <w:rFonts w:ascii="Times New Roman" w:hAnsi="Times New Roman" w:cs="Times New Roman"/>
-                <w:b/>
-                <w:sz w:val="24"/>
-                <w:szCs w:val="24"/>
-              </w:rPr>
-              <w:t>检测人：</w:t>
-            </w:r>
-          </w:p>
-        </w:tc>
-        <w:tc>
-          <w:tcPr>
-            <w:tcW w:w="2040" w:type="dxa"/>
-            <w:vAlign w:val="center"/>
-          </w:tcPr>
-          <w:p>
-            <w:pPr>
-              <w:pStyle w:val="10"/>
-              <w:spacing w:before="13"/>
-              <w:jc w:val="both"/>
-              <w:rPr>
-                <w:rFonts w:ascii="Times New Roman" w:hAnsi="Times New Roman" w:cs="Times New Roman"/>
-                <w:b/>
-                <w:sz w:val="24"/>
-                <w:szCs w:val="24"/>
-              </w:rPr>
-            </w:pPr>
-            <w:r>
-              <w:rPr>
-                <w:sz w:val="22"/>
-              </w:rPr>
-              <mc:AlternateContent>
-                <mc:Choice Requires="wpg">
-                  <w:drawing>
-                    <wp:anchor distT="0" distB="0" distL="114300" distR="114300" simplePos="0" relativeHeight="251672576" behindDoc="0" locked="0" layoutInCell="1" allowOverlap="1">
-                      <wp:simplePos x="0" y="0"/>
-                      <wp:positionH relativeFrom="column">
-                        <wp:posOffset>0</wp:posOffset>
-                      </wp:positionH>
-                      <wp:positionV relativeFrom="paragraph">
-                        <wp:posOffset>-370840</wp:posOffset>
-                      </wp:positionV>
-                      <wp:extent cx="3134360" cy="1443355"/>
-                      <wp:effectExtent l="0" t="0" r="5080" b="4445"/>
-                      <wp:wrapNone/>
-                      <wp:docPr id="14" name="组合 14"/>
-                      <wp:cNvGraphicFramePr/>
-                      <a:graphic xmlns:a="http://schemas.openxmlformats.org/drawingml/2006/main">
-                        <a:graphicData uri="http://schemas.microsoft.com/office/word/2010/wordprocessingGroup">
-                          <wpg:wgp>
-                            <wpg:cNvGrpSpPr/>
-                            <wpg:grpSpPr>
-                              <a:xfrm>
-                                <a:off x="0" y="0"/>
-                                <a:ext cx="3134360" cy="1443355"/>
-                                <a:chOff x="19199" y="20810"/>
-                                <a:chExt cx="4936" cy="2273"/>
-                              </a:xfrm>
-                            </wpg:grpSpPr>
-                            <wpg:grpSp>
-                              <wpg:cNvPr id="15" name="组合 23"/>
-                              <wpg:cNvGrpSpPr/>
-                              <wpg:grpSpPr>
-                                <a:xfrm>
-                                  <a:off x="19199" y="20810"/>
-                                  <a:ext cx="4936" cy="2273"/>
-                                  <a:chOff x="19199" y="20810"/>
-                                  <a:chExt cx="4936" cy="2273"/>
-                                </a:xfrm>
-                              </wpg:grpSpPr>
-                              <pic:pic xmlns:pic="http://schemas.openxmlformats.org/drawingml/2006/picture">
-                                <pic:nvPicPr>
-                                  <pic:cNvPr id="13" name="图片 1"/>
-                                  <pic:cNvPicPr>
-                                    <a:picLocks noChangeAspect="1"/>
-                                  </pic:cNvPicPr>
-                                </pic:nvPicPr>
-                                <pic:blipFill>
-                                  <a:blip r:embed="rId12">
-                                    <a:clrChange>
-                                      <a:clrFrom>
-                                        <a:srgbClr val="FFFFFF">
-                                          <a:alpha val="100000"/>
-                                        </a:srgbClr>
-                                      </a:clrFrom>
-                                      <a:clrTo>
-                                        <a:srgbClr val="FFFFFF">
-                                          <a:alpha val="100000"/>
-                                          <a:alpha val="0"/>
-                                        </a:srgbClr>
-                                      </a:clrTo>
-                                    </a:clrChange>
-                                  </a:blip>
-                                  <a:srcRect l="10922" t="11667"/>
-                                  <a:stretch>
-                                    <a:fillRect/>
-                                  </a:stretch>
-                                </pic:blipFill>
-                                <pic:spPr>
-                                  <a:xfrm>
-                                    <a:off x="19199" y="21203"/>
-                                    <a:ext cx="1672" cy="901"/>
-                                  </a:xfrm>
-                                  <a:prstGeom prst="rect">
-                                    <a:avLst/>
-                                  </a:prstGeom>
-                                  <a:noFill/>
-                                  <a:ln>
-                                    <a:noFill/>
-                                  </a:ln>
-                                </pic:spPr>
-                              </pic:pic>
-                              <pic:pic xmlns:pic="http://schemas.openxmlformats.org/drawingml/2006/picture">
-                                <pic:nvPicPr>
-                                  <pic:cNvPr id="18" name="图片 25"/>
-                                  <pic:cNvPicPr>
-                                    <a:picLocks noChangeAspect="1" noChangeArrowheads="1"/>
-                                  </pic:cNvPicPr>
-                                </pic:nvPicPr>
-                                <pic:blipFill>
-                                  <a:blip r:embed="rId10">
-                                    <a:extLst>
-                                      <a:ext uri="{28A0092B-C50C-407E-A947-70E740481C1C}">
-                                        <a14:useLocalDpi xmlns:a14="http://schemas.microsoft.com/office/drawing/2010/main" val="0"/>
-                                      </a:ext>
-                                    </a:extLst>
-                                  </a:blip>
-                                  <a:srcRect/>
-                                  <a:stretch>
-                                    <a:fillRect/>
-                                  </a:stretch>
-                                </pic:blipFill>
-                                <pic:spPr>
-                                  <a:xfrm>
-                                    <a:off x="21862" y="20810"/>
-                                    <a:ext cx="2273" cy="2273"/>
-                                  </a:xfrm>
-                                  <a:prstGeom prst="rect">
-                                    <a:avLst/>
-                                  </a:prstGeom>
-                                  <a:noFill/>
-                                  <a:ln>
-                                    <a:noFill/>
-                                  </a:ln>
-                                </pic:spPr>
-                              </pic:pic>
-                            </wpg:grpSp>
-                            <pic:pic xmlns:pic="http://schemas.openxmlformats.org/drawingml/2006/picture">
-                              <pic:nvPicPr>
-                                <pic:cNvPr id="19" name="图片 11" descr="王建丽"/>
-                                <pic:cNvPicPr>
-                                  <a:picLocks noChangeAspect="1"/>
-                                </pic:cNvPicPr>
-                              </pic:nvPicPr>
-                              <pic:blipFill>
-                                <a:blip r:embed="rId11">
-                                  <a:clrChange>
-                                    <a:clrFrom>
-                                      <a:srgbClr val="FFFFFF">
-                                        <a:alpha val="100000"/>
-                                      </a:srgbClr>
-                                    </a:clrFrom>
-                                    <a:clrTo>
-                                      <a:srgbClr val="FFFFFF">
-                                        <a:alpha val="100000"/>
-                                        <a:alpha val="0"/>
-                                      </a:srgbClr>
-                                    </a:clrTo>
-                                  </a:clrChange>
-                                </a:blip>
-                                <a:stretch>
-                                  <a:fillRect/>
-                                </a:stretch>
-                              </pic:blipFill>
-                              <pic:spPr>
-                                <a:xfrm>
-                                  <a:off x="22321" y="21215"/>
-                                  <a:ext cx="1488" cy="842"/>
-                                </a:xfrm>
-                                <a:prstGeom prst="rect">
-                                  <a:avLst/>
-                                </a:prstGeom>
-                              </pic:spPr>
-                            </pic:pic>
-                          </wpg:wgp>
-                        </a:graphicData>
-                      </a:graphic>
-                    </wp:anchor>
-                  </w:drawing>
-                </mc:Choice>
-                <mc:Fallback>
-                  <w:pict>
-                    <v:group id="_x0000_s1026" o:spid="_x0000_s1026" o:spt="203" style="position:absolute;left:0pt;margin-left:0pt;margin-top:-29.2pt;height:113.65pt;width:246.8pt;z-index:251672576;mso-width-relative:page;mso-height-relative:page;" coordorigin="19199,20810" coordsize="4936,2273" o:gfxdata="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">
-                      <o:lock v:ext="edit" aspectratio="f"/>
-                      <v:group id="组合 23" o:spid="_x0000_s1026" o:spt="203" style="position:absolute;left:19199;top:20810;height:2273;width:4936;" coordorigin="19199,20810" coordsize="4936,2273" o:gfxdata="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">
-                        <o:lock v:ext="edit" aspectratio="f"/>
-                        <v:shape id="图片 1" o:spid="_x0000_s1026" o:spt="75" type="#_x0000_t75" style="position:absolute;left:19199;top:21203;height:901;width:1672;" filled="f" o:preferrelative="t" stroked="f" coordsize="21600,21600" o:gfxdata="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">
-                          <v:fill on="f" focussize="0,0"/>
-                          <v:stroke on="f"/>
-                          <v:imagedata r:id="rId12" cropleft="7158f" croptop="7646f" chromakey="#FFFFFF" o:title=""/>
-                          <o:lock v:ext="edit" aspectratio="t"/>
-                        </v:shape>
-                        <v:shape id="图片 25" o:spid="_x0000_s1026" o:spt="75" type="#_x0000_t75" style="position:absolute;left:21862;top:20810;height:2273;width:2273;" filled="f" o:preferrelative="t" stroked="f" coordsize="21600,21600" o:gfxdata="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">
-                          <v:fill on="f" focussize="0,0"/>
-                          <v:stroke on="f"/>
-                          <v:imagedata r:id="rId10" o:title=""/>
-                          <o:lock v:ext="edit" aspectratio="t"/>
-                        </v:shape>
-                      </v:group>
-                      <v:shape id="图片 11" o:spid="_x0000_s1026" o:spt="75" alt="王建丽" type="#_x0000_t75" style="position:absolute;left:22321;top:21215;height:842;width:1488;" filled="f" o:preferrelative="t" stroked="f" coordsize="21600,21600" o:gfxdata="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">
-                        <v:fill on="f" focussize="0,0"/>
-                        <v:stroke on="f"/>
-                        <v:imagedata r:id="rId11" chromakey="#FFFFFF" o:title=""/>
-                        <o:lock v:ext="edit" aspectratio="t"/>
-                      </v:shape>
-                    </v:group>
-                  </w:pict>
-                </mc:Fallback>
-              </mc:AlternateContent>
-            </w:r>
-          </w:p>
-        </w:tc>
-        <w:tc>
-          <w:tcPr>
-            <w:tcW w:w="1166" w:type="dxa"/>
-            <w:vAlign w:val="center"/>
-          </w:tcPr>
-          <w:p>
-            <w:pPr>
-              <w:pStyle w:val="10"/>
-              <w:spacing w:before="13"/>
-              <w:jc w:val="both"/>
-              <w:rPr>
-                <w:rFonts w:ascii="Times New Roman" w:hAnsi="Times New Roman" w:cs="Times New Roman"/>
-                <w:b/>
-                <w:sz w:val="24"/>
-                <w:szCs w:val="24"/>
-              </w:rPr>
-            </w:pPr>
-            <w:r>
-              <w:rPr>
-                <w:rFonts w:ascii="Times New Roman" w:hAnsi="Times New Roman" w:cs="Times New Roman"/>
-                <w:b/>
-                <w:sz w:val="24"/>
-                <w:szCs w:val="24"/>
-              </w:rPr>
-              <w:t>复核人</w:t>
-            </w:r>
-            <w:r>
-              <w:rPr>
-                <w:rFonts w:ascii="Times New Roman" w:hAnsi="Times New Roman" w:cs="Times New Roman"/>
-                <w:b/>
-                <w:sz w:val="24"/>
-                <w:szCs w:val="24"/>
-                <w:lang w:eastAsia="zh-CN"/>
-              </w:rPr>
-              <w:t>：</w:t>
-            </w:r>
-          </w:p>
-        </w:tc>
-        <w:tc>
-          <w:tcPr>
-            <w:tcW w:w="2294" w:type="dxa"/>
-            <w:vAlign w:val="center"/>
-          </w:tcPr>
-          <w:p>
-            <w:pPr>
-              <w:pStyle w:val="10"/>
-              <w:spacing w:before="13"/>
-              <w:ind w:right="15"/>
-              <w:jc w:val="both"/>
-              <w:rPr>
-                <w:rFonts w:ascii="Times New Roman" w:hAnsi="Times New Roman" w:cs="Times New Roman"/>
-                <w:b/>
-                <w:sz w:val="24"/>
-                <w:szCs w:val="24"/>
-              </w:rPr>
-            </w:pPr>
-          </w:p>
-        </w:tc>
-      </w:tr>
-      <w:tr>
-        <w:tblPrEx>
-          <w:tblCellMar>
-            <w:top w:w="0" w:type="dxa"/>
-            <w:left w:w="0" w:type="dxa"/>
-            <w:bottom w:w="0" w:type="dxa"/>
-            <w:right w:w="0" w:type="dxa"/>
-          </w:tblCellMar>
-        </w:tblPrEx>
-        <w:trPr>
-          <w:trHeight w:val="457" w:hRule="exact"/>
-          <w:jc w:val="right"/>
-        </w:trPr>
-        <w:tc>
-          <w:tcPr>
-            <w:tcW w:w="1272" w:type="dxa"/>
-            <w:vAlign w:val="center"/>
-          </w:tcPr>
-          <w:p>
-            <w:pPr>
-              <w:pStyle w:val="10"/>
-              <w:spacing w:line="341" w:lineRule="exact"/>
-              <w:ind w:left="13" w:right="165"/>
-              <w:jc w:val="both"/>
-              <w:rPr>
-                <w:rFonts w:ascii="Times New Roman" w:hAnsi="Times New Roman" w:cs="Times New Roman"/>
-                <w:b/>
-                <w:sz w:val="24"/>
-                <w:szCs w:val="24"/>
-              </w:rPr>
-            </w:pPr>
-            <w:r>
-              <w:rPr>
-                <w:rFonts w:ascii="Times New Roman" w:hAnsi="Times New Roman" w:cs="Times New Roman"/>
-                <w:b/>
-                <w:sz w:val="24"/>
-                <w:szCs w:val="24"/>
-              </w:rPr>
-              <w:t>日</w:t>
-            </w:r>
-            <w:r>
-              <w:rPr>
-                <w:rFonts w:ascii="Times New Roman" w:hAnsi="Times New Roman" w:cs="Times New Roman"/>
-                <w:b/>
-                <w:sz w:val="24"/>
-                <w:szCs w:val="24"/>
-                <w:lang w:eastAsia="zh-CN"/>
-              </w:rPr>
-              <w:t xml:space="preserve">  </w:t>
-            </w:r>
-            <w:r>
-              <w:rPr>
-                <w:rFonts w:ascii="Times New Roman" w:hAnsi="Times New Roman" w:cs="Times New Roman"/>
-                <w:b/>
-                <w:sz w:val="24"/>
-                <w:szCs w:val="24"/>
-              </w:rPr>
-              <w:t>期：</w:t>
-            </w:r>
-          </w:p>
-        </w:tc>
-        <w:tc>
-          <w:tcPr>
-            <w:tcW w:w="2040" w:type="dxa"/>
-            <w:vAlign w:val="center"/>
-          </w:tcPr>
-          <w:p>
-            <w:pPr>
-              <w:pStyle w:val="10"/>
-              <w:spacing w:line="363" w:lineRule="exact"/>
-              <w:jc w:val="both"/>
-              <w:rPr>
-                <w:rFonts w:ascii="Times New Roman" w:hAnsi="Times New Roman" w:cs="Times New Roman"/>
-                <w:sz w:val="24"/>
-                <w:szCs w:val="24"/>
-              </w:rPr>
-            </w:pPr>
-            <w:r>
-              <w:rPr>
-                <w:rFonts w:ascii="Times New Roman" w:hAnsi="Times New Roman" w:cs="Times New Roman"/>
-                <w:kern w:val="2"/>
-                <w:sz w:val="24"/>
-                <w:szCs w:val="24"/>
-                <w:lang w:eastAsia="zh-CN"/>
-              </w:rPr>
-              <w:t>{{ reportdate }}</w:t>
-            </w:r>
-          </w:p>
-        </w:tc>
-        <w:tc>
-          <w:tcPr>
-            <w:tcW w:w="1166" w:type="dxa"/>
-            <w:vAlign w:val="center"/>
-          </w:tcPr>
-          <w:p>
-            <w:pPr>
-              <w:pStyle w:val="10"/>
-              <w:spacing w:line="341" w:lineRule="exact"/>
-              <w:jc w:val="both"/>
-              <w:rPr>
-                <w:rFonts w:ascii="Times New Roman" w:hAnsi="Times New Roman" w:cs="Times New Roman"/>
-                <w:b/>
-                <w:sz w:val="24"/>
-                <w:szCs w:val="24"/>
-              </w:rPr>
-            </w:pPr>
-            <w:r>
-              <w:rPr>
-                <w:rFonts w:ascii="Times New Roman" w:hAnsi="Times New Roman" w:cs="Times New Roman"/>
-                <w:b/>
-                <w:sz w:val="24"/>
-                <w:szCs w:val="24"/>
-              </w:rPr>
-              <w:t>日</w:t>
-            </w:r>
-            <w:r>
-              <w:rPr>
-                <w:rFonts w:ascii="Times New Roman" w:hAnsi="Times New Roman" w:cs="Times New Roman"/>
-                <w:b/>
-                <w:sz w:val="24"/>
-                <w:szCs w:val="24"/>
-                <w:lang w:eastAsia="zh-CN"/>
-              </w:rPr>
-              <w:t xml:space="preserve">  </w:t>
-            </w:r>
-            <w:r>
-              <w:rPr>
-                <w:rFonts w:ascii="Times New Roman" w:hAnsi="Times New Roman" w:cs="Times New Roman"/>
-                <w:b/>
-                <w:sz w:val="24"/>
-                <w:szCs w:val="24"/>
-              </w:rPr>
-              <w:t>期：</w:t>
-            </w:r>
-          </w:p>
-        </w:tc>
-        <w:tc>
-          <w:tcPr>
-            <w:tcW w:w="2294" w:type="dxa"/>
-            <w:vAlign w:val="center"/>
-          </w:tcPr>
-          <w:p>
-            <w:pPr>
-              <w:pStyle w:val="10"/>
-              <w:spacing w:line="363" w:lineRule="exact"/>
-              <w:ind w:right="15"/>
-              <w:jc w:val="both"/>
-              <w:rPr>
-                <w:rFonts w:ascii="Times New Roman" w:hAnsi="Times New Roman" w:cs="Times New Roman"/>
-                <w:sz w:val="24"/>
-                <w:szCs w:val="24"/>
-              </w:rPr>
-            </w:pPr>
-            <w:r>
-              <w:rPr>
-                <w:rFonts w:ascii="Times New Roman" w:hAnsi="Times New Roman" w:cs="Times New Roman"/>
-                <w:kern w:val="2"/>
-                <w:sz w:val="24"/>
-                <w:szCs w:val="24"/>
-                <w:lang w:eastAsia="zh-CN"/>
-              </w:rPr>
-              <w:t>{{ reportdate }}</w:t>
-            </w:r>
-          </w:p>
-        </w:tc>
-      </w:tr>
-    </w:tbl>
-    <w:p>
-      <w:pPr>
         <w:spacing w:line="400" w:lineRule="exact"/>
         <w:rPr>
           <w:rFonts w:hint="eastAsia" w:eastAsia="宋体"/>
@@ -6100,13 +5875,13 @@
       </w:pPr>
       <w:bookmarkStart w:id="0" w:name="_Toc16594"/>
       <w:bookmarkStart w:id="1" w:name="_Toc27302"/>
-      <w:bookmarkStart w:id="2" w:name="_Toc22658"/>
-      <w:bookmarkStart w:id="3" w:name="_Toc21764_WPSOffice_Level1"/>
-      <w:bookmarkStart w:id="4" w:name="_Toc12505"/>
-      <w:bookmarkStart w:id="5" w:name="_Toc2409"/>
-      <w:bookmarkStart w:id="6" w:name="_Toc1707_WPSOffice_Level1"/>
-      <w:bookmarkStart w:id="7" w:name="_Toc13196_WPSOffice_Level1"/>
-      <w:bookmarkStart w:id="8" w:name="_Toc28240"/>
+      <w:bookmarkStart w:id="2" w:name="_Toc12505"/>
+      <w:bookmarkStart w:id="3" w:name="_Toc1707_WPSOffice_Level1"/>
+      <w:bookmarkStart w:id="4" w:name="_Toc22658"/>
+      <w:bookmarkStart w:id="5" w:name="_Toc21764_WPSOffice_Level1"/>
+      <w:bookmarkStart w:id="6" w:name="_Toc28240"/>
+      <w:bookmarkStart w:id="7" w:name="_Toc2409"/>
+      <w:bookmarkStart w:id="8" w:name="_Toc13196_WPSOffice_Level1"/>
       <w:r>
         <w:rPr>
           <w:rFonts w:ascii="Times New Roman" w:hAnsi="Times New Roman" w:eastAsia="微软雅黑" w:cs="黑体"/>
@@ -6162,14 +5937,14 @@
           <w:lang w:eastAsia="zh-CN"/>
         </w:rPr>
       </w:pPr>
-      <w:bookmarkStart w:id="9" w:name="_Toc6504_WPSOffice_Level1"/>
-      <w:bookmarkStart w:id="10" w:name="_Toc31152_WPSOffice_Level1"/>
-      <w:bookmarkStart w:id="11" w:name="_Toc21844_WPSOffice_Level1"/>
-      <w:bookmarkStart w:id="12" w:name="_Toc2455_WPSOffice_Level1"/>
+      <w:bookmarkStart w:id="9" w:name="_Toc2455_WPSOffice_Level1"/>
+      <w:bookmarkStart w:id="10" w:name="_Toc24581_WPSOffice_Level1"/>
+      <w:bookmarkStart w:id="11" w:name="_Toc15930_WPSOffice_Level1"/>
+      <w:bookmarkStart w:id="12" w:name="_Toc21844_WPSOffice_Level1"/>
       <w:bookmarkStart w:id="13" w:name="_Toc22167_WPSOffice_Level1"/>
-      <w:bookmarkStart w:id="14" w:name="_Toc24581_WPSOffice_Level1"/>
-      <w:bookmarkStart w:id="15" w:name="_Toc30144_WPSOffice_Level1"/>
-      <w:bookmarkStart w:id="16" w:name="_Toc15930_WPSOffice_Level1"/>
+      <w:bookmarkStart w:id="14" w:name="_Toc6504_WPSOffice_Level1"/>
+      <w:bookmarkStart w:id="15" w:name="_Toc31152_WPSOffice_Level1"/>
+      <w:bookmarkStart w:id="16" w:name="_Toc30144_WPSOffice_Level1"/>
       <w:r>
         <w:rPr>
           <w:rFonts w:ascii="Times New Roman" w:hAnsi="Times New Roman" w:eastAsia="微软雅黑" w:cs="Times New Roman"/>
@@ -6348,7 +6123,7 @@
                     <pic:cNvPicPr/>
                   </pic:nvPicPr>
                   <pic:blipFill>
-                    <a:blip r:embed="rId13"/>
+                    <a:blip r:embed="rId10"/>
                     <a:stretch>
                       <a:fillRect/>
                     </a:stretch>
@@ -6561,12 +6336,12 @@
           <w:lang w:eastAsia="zh-CN"/>
         </w:rPr>
       </w:pPr>
-      <w:bookmarkStart w:id="17" w:name="_Toc12685_WPSOffice_Level1"/>
-      <w:bookmarkStart w:id="18" w:name="_Toc17938_WPSOffice_Level1"/>
-      <w:bookmarkStart w:id="19" w:name="_Toc28180_WPSOffice_Level1"/>
+      <w:bookmarkStart w:id="17" w:name="_Toc17938_WPSOffice_Level1"/>
+      <w:bookmarkStart w:id="18" w:name="_Toc28180_WPSOffice_Level1"/>
+      <w:bookmarkStart w:id="19" w:name="_Toc12685_WPSOffice_Level1"/>
       <w:bookmarkStart w:id="20" w:name="_Toc29285_WPSOffice_Level1"/>
-      <w:bookmarkStart w:id="21" w:name="_Toc20319_WPSOffice_Level1"/>
-      <w:bookmarkStart w:id="22" w:name="_Toc21686_WPSOffice_Level1"/>
+      <w:bookmarkStart w:id="21" w:name="_Toc21686_WPSOffice_Level1"/>
+      <w:bookmarkStart w:id="22" w:name="_Toc20319_WPSOffice_Level1"/>
       <w:bookmarkStart w:id="23" w:name="_Toc3049_WPSOffice_Level1"/>
       <w:bookmarkStart w:id="24" w:name="_Toc17440_WPSOffice_Level1"/>
       <w:r>
@@ -6743,7 +6518,7 @@
                     <pic:cNvPicPr/>
                   </pic:nvPicPr>
                   <pic:blipFill>
-                    <a:blip r:embed="rId14"/>
+                    <a:blip r:embed="rId11"/>
                     <a:stretch>
                       <a:fillRect/>
                     </a:stretch>
@@ -6908,12 +6683,12 @@
       </w:pPr>
       <w:bookmarkStart w:id="25" w:name="_Toc3149_WPSOffice_Level1"/>
       <w:bookmarkStart w:id="26" w:name="_Toc14829_WPSOffice_Level1"/>
-      <w:bookmarkStart w:id="27" w:name="_Toc25251_WPSOffice_Level1"/>
-      <w:bookmarkStart w:id="28" w:name="_Toc22326_WPSOffice_Level1"/>
-      <w:bookmarkStart w:id="29" w:name="_Toc7978_WPSOffice_Level1"/>
-      <w:bookmarkStart w:id="30" w:name="_Toc18680_WPSOffice_Level1"/>
-      <w:bookmarkStart w:id="31" w:name="_Toc29912_WPSOffice_Level1"/>
-      <w:bookmarkStart w:id="32" w:name="_Toc21505_WPSOffice_Level1"/>
+      <w:bookmarkStart w:id="27" w:name="_Toc7978_WPSOffice_Level1"/>
+      <w:bookmarkStart w:id="28" w:name="_Toc18680_WPSOffice_Level1"/>
+      <w:bookmarkStart w:id="29" w:name="_Toc21505_WPSOffice_Level1"/>
+      <w:bookmarkStart w:id="30" w:name="_Toc29912_WPSOffice_Level1"/>
+      <w:bookmarkStart w:id="31" w:name="_Toc25251_WPSOffice_Level1"/>
+      <w:bookmarkStart w:id="32" w:name="_Toc22326_WPSOffice_Level1"/>
       <w:r>
         <w:rPr>
           <w:rFonts w:ascii="Times New Roman" w:hAnsi="Times New Roman" w:eastAsia="微软雅黑" w:cs="Times New Roman"/>
@@ -7046,7 +6821,7 @@
                     <pic:cNvPicPr/>
                   </pic:nvPicPr>
                   <pic:blipFill>
-                    <a:blip r:embed="rId15">
+                    <a:blip r:embed="rId12">
                       <a:extLst>
                         <a:ext uri="{28A0092B-C50C-407E-A947-70E740481C1C}">
                           <a14:useLocalDpi xmlns:a14="http://schemas.microsoft.com/office/drawing/2010/main" val="0"/>
@@ -9081,7 +8856,7 @@
                     </pic:cNvPicPr>
                   </pic:nvPicPr>
                   <pic:blipFill>
-                    <a:blip r:embed="rId16"/>
+                    <a:blip r:embed="rId13"/>
                     <a:stretch>
                       <a:fillRect/>
                     </a:stretch>
@@ -9137,7 +8912,7 @@
                     </pic:cNvPicPr>
                   </pic:nvPicPr>
                   <pic:blipFill>
-                    <a:blip r:embed="rId17"/>
+                    <a:blip r:embed="rId14"/>
                     <a:stretch>
                       <a:fillRect/>
                     </a:stretch>
@@ -9359,7 +9134,7 @@
                     </pic:cNvPicPr>
                   </pic:nvPicPr>
                   <pic:blipFill>
-                    <a:blip r:embed="rId18"/>
+                    <a:blip r:embed="rId15"/>
                     <a:srcRect/>
                     <a:stretch>
                       <a:fillRect/>
